--- a/Master Folder/Master BA Pokja Konsultan/20-Format-BA Kombinasi Teknis dan Biaya.docx
+++ b/Master Folder/Master BA Pokja Konsultan/20-Format-BA Kombinasi Teknis dan Biaya.docx
@@ -1,6 +1,6 @@
 
 <file path=word/document.xml><?xml version="1.0" encoding="utf-8"?>
-<w:document xmlns:wpc="http://schemas.microsoft.com/office/word/2010/wordprocessingCanvas" xmlns:cx="http://schemas.microsoft.com/office/drawing/2014/chartex" xmlns:cx1="http://schemas.microsoft.com/office/drawing/2015/9/8/chartex" xmlns:cx2="http://schemas.microsoft.com/office/drawing/2015/10/21/chartex" xmlns:cx3="http://schemas.microsoft.com/office/drawing/2016/5/9/chartex" xmlns:cx4="http://schemas.microsoft.com/office/drawing/2016/5/10/chartex" xmlns:cx5="http://schemas.microsoft.com/office/drawing/2016/5/11/chartex" xmlns:cx6="http://schemas.microsoft.com/office/drawing/2016/5/12/chartex" xmlns:cx7="http://schemas.microsoft.com/office/drawing/2016/5/13/chartex" xmlns:cx8="http://schemas.microsoft.com/office/drawing/2016/5/14/chartex" xmlns:mc="http://schemas.openxmlformats.org/markup-compatibility/2006" xmlns:aink="http://schemas.microsoft.com/office/drawing/2016/ink" xmlns:am3d="http://schemas.microsoft.com/office/drawing/2017/model3d" xmlns:o="urn:schemas-microsoft-com:office:office" xmlns:oel="http://schemas.microsoft.com/office/2019/extlst" xmlns:r="http://schemas.openxmlformats.org/officeDocument/2006/relationships" xmlns:m="http://schemas.openxmlformats.org/officeDocument/2006/math" xmlns:v="urn:schemas-microsoft-com:vml" xmlns:wp14="http://schemas.microsoft.com/office/word/2010/wordprocessingDrawing" xmlns:wp="http://schemas.openxmlformats.org/drawingml/2006/wordprocessingDrawing" xmlns:w10="urn:schemas-microsoft-com:office:word" xmlns:w="http://schemas.openxmlformats.org/wordprocessingml/2006/main" xmlns:w14="http://schemas.microsoft.com/office/word/2010/wordml" xmlns:w15="http://schemas.microsoft.com/office/word/2012/wordml" xmlns:w16cex="http://schemas.microsoft.com/office/word/2018/wordml/cex" xmlns:w16cid="http://schemas.microsoft.com/office/word/2016/wordml/cid" xmlns:w16="http://schemas.microsoft.com/office/word/2018/wordml" xmlns:w16du="http://schemas.microsoft.com/office/word/2023/wordml/word16du" xmlns:w16sdtdh="http://schemas.microsoft.com/office/word/2020/wordml/sdtdatahash" xmlns:w16se="http://schemas.microsoft.com/office/word/2015/wordml/symex" xmlns:wpg="http://schemas.microsoft.com/office/word/2010/wordprocessingGroup" xmlns:wpi="http://schemas.microsoft.com/office/word/2010/wordprocessingInk" xmlns:wne="http://schemas.microsoft.com/office/word/2006/wordml" xmlns:wps="http://schemas.microsoft.com/office/word/2010/wordprocessingShape" mc:Ignorable="w14 w15 w16se w16cid w16 w16cex w16sdtdh wp14">
+<w:document xmlns:wpc="http://schemas.microsoft.com/office/word/2010/wordprocessingCanvas" xmlns:cx="http://schemas.microsoft.com/office/drawing/2014/chartex" xmlns:cx1="http://schemas.microsoft.com/office/drawing/2015/9/8/chartex" xmlns:cx2="http://schemas.microsoft.com/office/drawing/2015/10/21/chartex" xmlns:cx3="http://schemas.microsoft.com/office/drawing/2016/5/9/chartex" xmlns:cx4="http://schemas.microsoft.com/office/drawing/2016/5/10/chartex" xmlns:cx5="http://schemas.microsoft.com/office/drawing/2016/5/11/chartex" xmlns:cx6="http://schemas.microsoft.com/office/drawing/2016/5/12/chartex" xmlns:cx7="http://schemas.microsoft.com/office/drawing/2016/5/13/chartex" xmlns:cx8="http://schemas.microsoft.com/office/drawing/2016/5/14/chartex" xmlns:mc="http://schemas.openxmlformats.org/markup-compatibility/2006" xmlns:aink="http://schemas.microsoft.com/office/drawing/2016/ink" xmlns:am3d="http://schemas.microsoft.com/office/drawing/2017/model3d" xmlns:o="urn:schemas-microsoft-com:office:office" xmlns:r="http://schemas.openxmlformats.org/officeDocument/2006/relationships" xmlns:m="http://schemas.openxmlformats.org/officeDocument/2006/math" xmlns:v="urn:schemas-microsoft-com:vml" xmlns:wp14="http://schemas.microsoft.com/office/word/2010/wordprocessingDrawing" xmlns:wp="http://schemas.openxmlformats.org/drawingml/2006/wordprocessingDrawing" xmlns:w10="urn:schemas-microsoft-com:office:word" xmlns:w="http://schemas.openxmlformats.org/wordprocessingml/2006/main" xmlns:w14="http://schemas.microsoft.com/office/word/2010/wordml" xmlns:w15="http://schemas.microsoft.com/office/word/2012/wordml" xmlns:w16cex="http://schemas.microsoft.com/office/word/2018/wordml/cex" xmlns:w16cid="http://schemas.microsoft.com/office/word/2016/wordml/cid" xmlns:w16="http://schemas.microsoft.com/office/word/2018/wordml" xmlns:w16sdtdh="http://schemas.microsoft.com/office/word/2020/wordml/sdtdatahash" xmlns:w16se="http://schemas.microsoft.com/office/word/2015/wordml/symex" xmlns:wpg="http://schemas.microsoft.com/office/word/2010/wordprocessingGroup" xmlns:wpi="http://schemas.microsoft.com/office/word/2010/wordprocessingInk" xmlns:wne="http://schemas.microsoft.com/office/word/2006/wordml" xmlns:wps="http://schemas.microsoft.com/office/word/2010/wordprocessingShape" mc:Ignorable="w14 w15 w16se w16cid w16 w16cex w16sdtdh wp14">
   <w:body>
     <w:p>
       <w:pPr>
@@ -1555,7 +1555,7 @@
               </wp:anchor>
             </w:drawing>
           </mc:Choice>
-          <mc:Fallback xmlns:w16sdtfl="http://schemas.microsoft.com/office/word/2024/wordml/sdtformatlock">
+          <mc:Fallback xmlns:w16sdtfl="http://schemas.microsoft.com/office/word/2024/wordml/sdtformatlock" xmlns:w16du="http://schemas.microsoft.com/office/word/2023/wordml/word16du" xmlns:oel="http://schemas.microsoft.com/office/2019/extlst">
             <w:pict>
               <v:shapetype w14:anchorId="093F49D4" id="_x0000_t202" coordsize="21600,21600" o:spt="202" path="m,l,21600r21600,l21600,xe">
                 <v:stroke joinstyle="miter"/>
@@ -3252,7 +3252,7 @@
               </wp:anchor>
             </w:drawing>
           </mc:Choice>
-          <mc:Fallback xmlns:w16sdtfl="http://schemas.microsoft.com/office/word/2024/wordml/sdtformatlock">
+          <mc:Fallback xmlns:w16sdtfl="http://schemas.microsoft.com/office/word/2024/wordml/sdtformatlock" xmlns:w16du="http://schemas.microsoft.com/office/word/2023/wordml/word16du" xmlns:oel="http://schemas.microsoft.com/office/2019/extlst">
             <w:pict>
               <v:shape w14:anchorId="00FF1AE5" id="_x0000_s1027" type="#_x0000_t202" style="position:absolute;left:0;text-align:left;margin-left:0;margin-top:409.75pt;width:474.75pt;height:22.65pt;z-index:251659264;visibility:visible;mso-wrap-style:square;mso-width-percent:0;mso-height-percent:0;mso-wrap-distance-left:9pt;mso-wrap-distance-top:0;mso-wrap-distance-right:9pt;mso-wrap-distance-bottom:0;mso-position-horizontal:left;mso-position-horizontal-relative:margin;mso-position-vertical:absolute;mso-position-vertical-relative:text;mso-width-percent:0;mso-height-percent:0;mso-width-relative:margin;mso-height-relative:margin;v-text-anchor:top" o:gfxdata="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" filled="f" stroked="f" strokeweight=".5pt">
                 <v:textbox>
@@ -3337,17 +3337,16 @@
     <w:tbl>
       <w:tblPr>
         <w:tblStyle w:val="TableGrid"/>
-        <w:tblW w:w="9639" w:type="dxa"/>
+        <w:tblW w:w="5000" w:type="pct"/>
         <w:jc w:val="center"/>
-        <w:tblLayout w:type="fixed"/>
         <w:tblLook w:val="04A0" w:firstRow="1" w:lastRow="0" w:firstColumn="1" w:lastColumn="0" w:noHBand="0" w:noVBand="1"/>
       </w:tblPr>
       <w:tblGrid>
-        <w:gridCol w:w="567"/>
-        <w:gridCol w:w="3407"/>
-        <w:gridCol w:w="1417"/>
-        <w:gridCol w:w="2122"/>
-        <w:gridCol w:w="2126"/>
+        <w:gridCol w:w="559"/>
+        <w:gridCol w:w="3299"/>
+        <w:gridCol w:w="1371"/>
+        <w:gridCol w:w="2056"/>
+        <w:gridCol w:w="2059"/>
       </w:tblGrid>
       <w:tr>
         <w:trPr>
@@ -3356,8 +3355,9 @@
         </w:trPr>
         <w:tc>
           <w:tcPr>
-            <w:tcW w:w="9639" w:type="dxa"/>
+            <w:tcW w:w="5000" w:type="pct"/>
             <w:gridSpan w:val="5"/>
+            <w:shd w:val="clear" w:color="auto" w:fill="auto"/>
           </w:tcPr>
           <w:p>
             <w:pPr>
@@ -3408,7 +3408,8 @@
         </w:trPr>
         <w:tc>
           <w:tcPr>
-            <w:tcW w:w="567" w:type="dxa"/>
+            <w:tcW w:w="294" w:type="pct"/>
+            <w:shd w:val="clear" w:color="auto" w:fill="auto"/>
             <w:vAlign w:val="center"/>
           </w:tcPr>
           <w:p>
@@ -3433,7 +3434,8 @@
         </w:tc>
         <w:tc>
           <w:tcPr>
-            <w:tcW w:w="3407" w:type="dxa"/>
+            <w:tcW w:w="1767" w:type="pct"/>
+            <w:shd w:val="clear" w:color="auto" w:fill="auto"/>
             <w:vAlign w:val="center"/>
           </w:tcPr>
           <w:p>
@@ -3458,7 +3460,8 @@
         </w:tc>
         <w:tc>
           <w:tcPr>
-            <w:tcW w:w="1417" w:type="dxa"/>
+            <w:tcW w:w="735" w:type="pct"/>
+            <w:shd w:val="clear" w:color="auto" w:fill="auto"/>
             <w:vAlign w:val="center"/>
           </w:tcPr>
           <w:p>
@@ -3483,8 +3486,9 @@
         </w:tc>
         <w:tc>
           <w:tcPr>
-            <w:tcW w:w="4248" w:type="dxa"/>
+            <w:tcW w:w="2204" w:type="pct"/>
             <w:gridSpan w:val="2"/>
+            <w:shd w:val="clear" w:color="auto" w:fill="auto"/>
             <w:vAlign w:val="center"/>
           </w:tcPr>
           <w:p>
@@ -3515,7 +3519,8 @@
         </w:trPr>
         <w:tc>
           <w:tcPr>
-            <w:tcW w:w="567" w:type="dxa"/>
+            <w:tcW w:w="294" w:type="pct"/>
+            <w:shd w:val="clear" w:color="auto" w:fill="auto"/>
             <w:vAlign w:val="center"/>
           </w:tcPr>
           <w:p>
@@ -3541,7 +3546,8 @@
         </w:tc>
         <w:tc>
           <w:tcPr>
-            <w:tcW w:w="3407" w:type="dxa"/>
+            <w:tcW w:w="1767" w:type="pct"/>
+            <w:shd w:val="clear" w:color="auto" w:fill="auto"/>
             <w:vAlign w:val="center"/>
           </w:tcPr>
           <w:p>
@@ -3554,17 +3560,47 @@
               <w:jc w:val="both"/>
               <w:rPr>
                 <w:rFonts w:ascii="Arial" w:hAnsi="Arial" w:cs="Arial"/>
-                <w:u w:val="single"/>
-              </w:rPr>
-            </w:pPr>
-            <w:r>
-              <w:rPr>
-                <w:rFonts w:ascii="Arial" w:hAnsi="Arial" w:cs="Arial"/>
-                <w:u w:val="single"/>
+              </w:rPr>
+            </w:pPr>
+            <w:r>
+              <w:rPr>
+                <w:rFonts w:ascii="Arial" w:hAnsi="Arial" w:cs="Arial"/>
               </w:rPr>
               <w:t>{ketua_pokja}</w:t>
             </w:r>
           </w:p>
+        </w:tc>
+        <w:tc>
+          <w:tcPr>
+            <w:tcW w:w="735" w:type="pct"/>
+            <w:shd w:val="clear" w:color="auto" w:fill="auto"/>
+            <w:vAlign w:val="center"/>
+          </w:tcPr>
+          <w:p>
+            <w:pPr>
+              <w:tabs>
+                <w:tab w:val="left" w:pos="6145"/>
+              </w:tabs>
+              <w:spacing w:line="276" w:lineRule="auto"/>
+              <w:contextualSpacing/>
+              <w:jc w:val="center"/>
+              <w:rPr>
+                <w:rFonts w:ascii="Arial" w:hAnsi="Arial" w:cs="Arial"/>
+              </w:rPr>
+            </w:pPr>
+            <w:r>
+              <w:rPr>
+                <w:rFonts w:ascii="Arial" w:hAnsi="Arial" w:cs="Arial"/>
+              </w:rPr>
+              <w:t>Ketua merangkap Anggota</w:t>
+            </w:r>
+          </w:p>
+        </w:tc>
+        <w:tc>
+          <w:tcPr>
+            <w:tcW w:w="1101" w:type="pct"/>
+            <w:shd w:val="clear" w:color="auto" w:fill="auto"/>
+          </w:tcPr>
           <w:p>
             <w:pPr>
               <w:tabs>
@@ -3577,43 +3613,7 @@
                 <w:rFonts w:ascii="Arial" w:hAnsi="Arial" w:cs="Arial"/>
               </w:rPr>
             </w:pPr>
-            <w:r>
-              <w:rPr>
-                <w:rFonts w:ascii="Arial" w:hAnsi="Arial" w:cs="Arial"/>
-              </w:rPr>
-              <w:t>NIP. {nip_ketua_pokja}</w:t>
-            </w:r>
-          </w:p>
-        </w:tc>
-        <w:tc>
-          <w:tcPr>
-            <w:tcW w:w="1417" w:type="dxa"/>
-            <w:vAlign w:val="center"/>
-          </w:tcPr>
-          <w:p>
-            <w:pPr>
-              <w:tabs>
-                <w:tab w:val="left" w:pos="6145"/>
-              </w:tabs>
-              <w:spacing w:line="276" w:lineRule="auto"/>
-              <w:contextualSpacing/>
-              <w:jc w:val="center"/>
-              <w:rPr>
-                <w:rFonts w:ascii="Arial" w:hAnsi="Arial" w:cs="Arial"/>
-              </w:rPr>
-            </w:pPr>
-            <w:r>
-              <w:rPr>
-                <w:rFonts w:ascii="Arial" w:hAnsi="Arial" w:cs="Arial"/>
-              </w:rPr>
-              <w:t>Ketua merangkap Anggota</w:t>
-            </w:r>
-          </w:p>
-        </w:tc>
-        <w:tc>
-          <w:tcPr>
-            <w:tcW w:w="2122" w:type="dxa"/>
-          </w:tcPr>
+          </w:p>
           <w:p>
             <w:pPr>
               <w:tabs>
@@ -3646,24 +3646,11 @@
                 <w:tab w:val="left" w:pos="6145"/>
               </w:tabs>
               <w:spacing w:line="276" w:lineRule="auto"/>
-              <w:contextualSpacing/>
               <w:jc w:val="both"/>
               <w:rPr>
                 <w:rFonts w:ascii="Arial" w:hAnsi="Arial" w:cs="Arial"/>
               </w:rPr>
             </w:pPr>
-          </w:p>
-          <w:p>
-            <w:pPr>
-              <w:tabs>
-                <w:tab w:val="left" w:pos="6145"/>
-              </w:tabs>
-              <w:spacing w:line="276" w:lineRule="auto"/>
-              <w:jc w:val="both"/>
-              <w:rPr>
-                <w:rFonts w:ascii="Arial" w:hAnsi="Arial" w:cs="Arial"/>
-              </w:rPr>
-            </w:pPr>
             <w:r>
               <w:rPr>
                 <w:rFonts w:ascii="Arial" w:hAnsi="Arial" w:cs="Arial"/>
@@ -3674,7 +3661,8 @@
         </w:tc>
         <w:tc>
           <w:tcPr>
-            <w:tcW w:w="2126" w:type="dxa"/>
+            <w:tcW w:w="1103" w:type="pct"/>
+            <w:shd w:val="clear" w:color="auto" w:fill="auto"/>
           </w:tcPr>
           <w:p>
             <w:pPr>
@@ -3698,7 +3686,8 @@
         </w:trPr>
         <w:tc>
           <w:tcPr>
-            <w:tcW w:w="567" w:type="dxa"/>
+            <w:tcW w:w="294" w:type="pct"/>
+            <w:shd w:val="clear" w:color="auto" w:fill="auto"/>
             <w:vAlign w:val="center"/>
           </w:tcPr>
           <w:p>
@@ -3723,7 +3712,8 @@
         </w:tc>
         <w:tc>
           <w:tcPr>
-            <w:tcW w:w="3407" w:type="dxa"/>
+            <w:tcW w:w="1767" w:type="pct"/>
+            <w:shd w:val="clear" w:color="auto" w:fill="auto"/>
             <w:vAlign w:val="center"/>
           </w:tcPr>
           <w:p>
@@ -3735,17 +3725,22 @@
               <w:contextualSpacing/>
               <w:rPr>
                 <w:rFonts w:ascii="Arial" w:hAnsi="Arial" w:cs="Arial"/>
-                <w:u w:val="single"/>
-              </w:rPr>
-            </w:pPr>
-            <w:r>
-              <w:rPr>
-                <w:rFonts w:ascii="Arial" w:hAnsi="Arial" w:cs="Arial"/>
-                <w:u w:val="single"/>
+              </w:rPr>
+            </w:pPr>
+            <w:r>
+              <w:rPr>
+                <w:rFonts w:ascii="Arial" w:hAnsi="Arial" w:cs="Arial"/>
               </w:rPr>
               <w:t>{sekre_pokja}</w:t>
             </w:r>
           </w:p>
+        </w:tc>
+        <w:tc>
+          <w:tcPr>
+            <w:tcW w:w="735" w:type="pct"/>
+            <w:shd w:val="clear" w:color="auto" w:fill="auto"/>
+            <w:vAlign w:val="center"/>
+          </w:tcPr>
           <w:p>
             <w:pPr>
               <w:tabs>
@@ -3753,30 +3748,6 @@
               </w:tabs>
               <w:spacing w:line="276" w:lineRule="auto"/>
               <w:contextualSpacing/>
-              <w:rPr>
-                <w:rFonts w:ascii="Arial" w:hAnsi="Arial" w:cs="Arial"/>
-              </w:rPr>
-            </w:pPr>
-            <w:r>
-              <w:rPr>
-                <w:rFonts w:ascii="Arial" w:hAnsi="Arial" w:cs="Arial"/>
-              </w:rPr>
-              <w:t>NIP. {nip_sekre_pokja}</w:t>
-            </w:r>
-          </w:p>
-        </w:tc>
-        <w:tc>
-          <w:tcPr>
-            <w:tcW w:w="1417" w:type="dxa"/>
-            <w:vAlign w:val="center"/>
-          </w:tcPr>
-          <w:p>
-            <w:pPr>
-              <w:tabs>
-                <w:tab w:val="left" w:pos="6145"/>
-              </w:tabs>
-              <w:spacing w:line="276" w:lineRule="auto"/>
-              <w:contextualSpacing/>
               <w:jc w:val="center"/>
               <w:rPr>
                 <w:rFonts w:ascii="Arial" w:hAnsi="Arial" w:cs="Arial"/>
@@ -3792,7 +3763,8 @@
         </w:tc>
         <w:tc>
           <w:tcPr>
-            <w:tcW w:w="2122" w:type="dxa"/>
+            <w:tcW w:w="1101" w:type="pct"/>
+            <w:shd w:val="clear" w:color="auto" w:fill="auto"/>
           </w:tcPr>
           <w:p>
             <w:pPr>
@@ -3810,7 +3782,8 @@
         </w:tc>
         <w:tc>
           <w:tcPr>
-            <w:tcW w:w="2126" w:type="dxa"/>
+            <w:tcW w:w="1103" w:type="pct"/>
+            <w:shd w:val="clear" w:color="auto" w:fill="auto"/>
           </w:tcPr>
           <w:p>
             <w:pPr>
@@ -3879,7 +3852,8 @@
         </w:trPr>
         <w:tc>
           <w:tcPr>
-            <w:tcW w:w="567" w:type="dxa"/>
+            <w:tcW w:w="294" w:type="pct"/>
+            <w:shd w:val="clear" w:color="auto" w:fill="auto"/>
             <w:vAlign w:val="center"/>
           </w:tcPr>
           <w:p>
@@ -3904,7 +3878,8 @@
         </w:tc>
         <w:tc>
           <w:tcPr>
-            <w:tcW w:w="3407" w:type="dxa"/>
+            <w:tcW w:w="1767" w:type="pct"/>
+            <w:shd w:val="clear" w:color="auto" w:fill="auto"/>
             <w:vAlign w:val="center"/>
           </w:tcPr>
           <w:p>
@@ -3917,17 +3892,47 @@
               <w:jc w:val="both"/>
               <w:rPr>
                 <w:rFonts w:ascii="Arial" w:hAnsi="Arial" w:cs="Arial"/>
-                <w:u w:val="single"/>
-              </w:rPr>
-            </w:pPr>
-            <w:r>
-              <w:rPr>
-                <w:rFonts w:ascii="Arial" w:hAnsi="Arial" w:cs="Arial"/>
-                <w:u w:val="single"/>
+              </w:rPr>
+            </w:pPr>
+            <w:r>
+              <w:rPr>
+                <w:rFonts w:ascii="Arial" w:hAnsi="Arial" w:cs="Arial"/>
               </w:rPr>
               <w:t>{anggota3_pokja}</w:t>
             </w:r>
           </w:p>
+        </w:tc>
+        <w:tc>
+          <w:tcPr>
+            <w:tcW w:w="735" w:type="pct"/>
+            <w:shd w:val="clear" w:color="auto" w:fill="auto"/>
+            <w:vAlign w:val="center"/>
+          </w:tcPr>
+          <w:p>
+            <w:pPr>
+              <w:tabs>
+                <w:tab w:val="left" w:pos="6145"/>
+              </w:tabs>
+              <w:spacing w:line="276" w:lineRule="auto"/>
+              <w:contextualSpacing/>
+              <w:jc w:val="center"/>
+              <w:rPr>
+                <w:rFonts w:ascii="Arial" w:hAnsi="Arial" w:cs="Arial"/>
+              </w:rPr>
+            </w:pPr>
+            <w:r>
+              <w:rPr>
+                <w:rFonts w:ascii="Arial" w:hAnsi="Arial" w:cs="Arial"/>
+              </w:rPr>
+              <w:t>Anggota</w:t>
+            </w:r>
+          </w:p>
+        </w:tc>
+        <w:tc>
+          <w:tcPr>
+            <w:tcW w:w="1101" w:type="pct"/>
+            <w:shd w:val="clear" w:color="auto" w:fill="auto"/>
+          </w:tcPr>
           <w:p>
             <w:pPr>
               <w:tabs>
@@ -3940,43 +3945,7 @@
                 <w:rFonts w:ascii="Arial" w:hAnsi="Arial" w:cs="Arial"/>
               </w:rPr>
             </w:pPr>
-            <w:r>
-              <w:rPr>
-                <w:rFonts w:ascii="Arial" w:hAnsi="Arial" w:cs="Arial"/>
-              </w:rPr>
-              <w:t>NIP. {nip_anggota3_pokja}</w:t>
-            </w:r>
-          </w:p>
-        </w:tc>
-        <w:tc>
-          <w:tcPr>
-            <w:tcW w:w="1417" w:type="dxa"/>
-            <w:vAlign w:val="center"/>
-          </w:tcPr>
-          <w:p>
-            <w:pPr>
-              <w:tabs>
-                <w:tab w:val="left" w:pos="6145"/>
-              </w:tabs>
-              <w:spacing w:line="276" w:lineRule="auto"/>
-              <w:contextualSpacing/>
-              <w:jc w:val="center"/>
-              <w:rPr>
-                <w:rFonts w:ascii="Arial" w:hAnsi="Arial" w:cs="Arial"/>
-              </w:rPr>
-            </w:pPr>
-            <w:r>
-              <w:rPr>
-                <w:rFonts w:ascii="Arial" w:hAnsi="Arial" w:cs="Arial"/>
-              </w:rPr>
-              <w:t>Anggota</w:t>
-            </w:r>
-          </w:p>
-        </w:tc>
-        <w:tc>
-          <w:tcPr>
-            <w:tcW w:w="2122" w:type="dxa"/>
-          </w:tcPr>
+          </w:p>
           <w:p>
             <w:pPr>
               <w:tabs>
@@ -4015,19 +3984,6 @@
                 <w:rFonts w:ascii="Arial" w:hAnsi="Arial" w:cs="Arial"/>
               </w:rPr>
             </w:pPr>
-          </w:p>
-          <w:p>
-            <w:pPr>
-              <w:tabs>
-                <w:tab w:val="left" w:pos="6145"/>
-              </w:tabs>
-              <w:spacing w:line="276" w:lineRule="auto"/>
-              <w:contextualSpacing/>
-              <w:jc w:val="both"/>
-              <w:rPr>
-                <w:rFonts w:ascii="Arial" w:hAnsi="Arial" w:cs="Arial"/>
-              </w:rPr>
-            </w:pPr>
             <w:r>
               <w:rPr>
                 <w:rFonts w:ascii="Arial" w:hAnsi="Arial" w:cs="Arial"/>
@@ -4038,7 +3994,8 @@
         </w:tc>
         <w:tc>
           <w:tcPr>
-            <w:tcW w:w="2126" w:type="dxa"/>
+            <w:tcW w:w="1103" w:type="pct"/>
+            <w:shd w:val="clear" w:color="auto" w:fill="auto"/>
           </w:tcPr>
           <w:p>
             <w:pPr>
@@ -4062,7 +4019,8 @@
         </w:trPr>
         <w:tc>
           <w:tcPr>
-            <w:tcW w:w="567" w:type="dxa"/>
+            <w:tcW w:w="294" w:type="pct"/>
+            <w:shd w:val="clear" w:color="auto" w:fill="auto"/>
             <w:vAlign w:val="center"/>
           </w:tcPr>
           <w:p>
@@ -4087,7 +4045,8 @@
         </w:tc>
         <w:tc>
           <w:tcPr>
-            <w:tcW w:w="3407" w:type="dxa"/>
+            <w:tcW w:w="1767" w:type="pct"/>
+            <w:shd w:val="clear" w:color="auto" w:fill="auto"/>
             <w:vAlign w:val="center"/>
           </w:tcPr>
           <w:p>
@@ -4100,17 +4059,47 @@
               <w:jc w:val="both"/>
               <w:rPr>
                 <w:rFonts w:ascii="Arial" w:hAnsi="Arial" w:cs="Arial"/>
-                <w:u w:val="single"/>
-              </w:rPr>
-            </w:pPr>
-            <w:r>
-              <w:rPr>
-                <w:rFonts w:ascii="Arial" w:hAnsi="Arial" w:cs="Arial"/>
-                <w:u w:val="single"/>
+              </w:rPr>
+            </w:pPr>
+            <w:r>
+              <w:rPr>
+                <w:rFonts w:ascii="Arial" w:hAnsi="Arial" w:cs="Arial"/>
               </w:rPr>
               <w:t>{anggota4_pokja}</w:t>
             </w:r>
           </w:p>
+        </w:tc>
+        <w:tc>
+          <w:tcPr>
+            <w:tcW w:w="735" w:type="pct"/>
+            <w:shd w:val="clear" w:color="auto" w:fill="auto"/>
+            <w:vAlign w:val="center"/>
+          </w:tcPr>
+          <w:p>
+            <w:pPr>
+              <w:tabs>
+                <w:tab w:val="left" w:pos="6145"/>
+              </w:tabs>
+              <w:spacing w:line="276" w:lineRule="auto"/>
+              <w:contextualSpacing/>
+              <w:jc w:val="center"/>
+              <w:rPr>
+                <w:rFonts w:ascii="Arial" w:hAnsi="Arial" w:cs="Arial"/>
+              </w:rPr>
+            </w:pPr>
+            <w:r>
+              <w:rPr>
+                <w:rFonts w:ascii="Arial" w:hAnsi="Arial" w:cs="Arial"/>
+              </w:rPr>
+              <w:t>Anggota</w:t>
+            </w:r>
+          </w:p>
+        </w:tc>
+        <w:tc>
+          <w:tcPr>
+            <w:tcW w:w="1101" w:type="pct"/>
+            <w:shd w:val="clear" w:color="auto" w:fill="auto"/>
+          </w:tcPr>
           <w:p>
             <w:pPr>
               <w:tabs>
@@ -4123,60 +4112,12 @@
                 <w:rFonts w:ascii="Arial" w:hAnsi="Arial" w:cs="Arial"/>
               </w:rPr>
             </w:pPr>
-            <w:r>
-              <w:rPr>
-                <w:rFonts w:ascii="Arial" w:hAnsi="Arial" w:cs="Arial"/>
-              </w:rPr>
-              <w:t>NIP. {nip_anggota4_pokja}</w:t>
-            </w:r>
-          </w:p>
-        </w:tc>
-        <w:tc>
-          <w:tcPr>
-            <w:tcW w:w="1417" w:type="dxa"/>
-            <w:vAlign w:val="center"/>
-          </w:tcPr>
-          <w:p>
-            <w:pPr>
-              <w:tabs>
-                <w:tab w:val="left" w:pos="6145"/>
-              </w:tabs>
-              <w:spacing w:line="276" w:lineRule="auto"/>
-              <w:contextualSpacing/>
-              <w:jc w:val="center"/>
-              <w:rPr>
-                <w:rFonts w:ascii="Arial" w:hAnsi="Arial" w:cs="Arial"/>
-              </w:rPr>
-            </w:pPr>
-            <w:r>
-              <w:rPr>
-                <w:rFonts w:ascii="Arial" w:hAnsi="Arial" w:cs="Arial"/>
-              </w:rPr>
-              <w:t>Anggota</w:t>
-            </w:r>
-          </w:p>
-        </w:tc>
-        <w:tc>
-          <w:tcPr>
-            <w:tcW w:w="2122" w:type="dxa"/>
-          </w:tcPr>
-          <w:p>
-            <w:pPr>
-              <w:tabs>
-                <w:tab w:val="left" w:pos="6145"/>
-              </w:tabs>
-              <w:spacing w:line="276" w:lineRule="auto"/>
-              <w:contextualSpacing/>
-              <w:jc w:val="both"/>
-              <w:rPr>
-                <w:rFonts w:ascii="Arial" w:hAnsi="Arial" w:cs="Arial"/>
-              </w:rPr>
-            </w:pPr>
-          </w:p>
-        </w:tc>
-        <w:tc>
-          <w:tcPr>
-            <w:tcW w:w="2126" w:type="dxa"/>
+          </w:p>
+        </w:tc>
+        <w:tc>
+          <w:tcPr>
+            <w:tcW w:w="1103" w:type="pct"/>
+            <w:shd w:val="clear" w:color="auto" w:fill="auto"/>
           </w:tcPr>
           <w:p>
             <w:pPr>
@@ -4245,7 +4186,8 @@
         </w:trPr>
         <w:tc>
           <w:tcPr>
-            <w:tcW w:w="567" w:type="dxa"/>
+            <w:tcW w:w="294" w:type="pct"/>
+            <w:shd w:val="clear" w:color="auto" w:fill="auto"/>
             <w:vAlign w:val="center"/>
           </w:tcPr>
           <w:p>
@@ -4270,7 +4212,8 @@
         </w:tc>
         <w:tc>
           <w:tcPr>
-            <w:tcW w:w="3407" w:type="dxa"/>
+            <w:tcW w:w="1767" w:type="pct"/>
+            <w:shd w:val="clear" w:color="auto" w:fill="auto"/>
             <w:vAlign w:val="center"/>
           </w:tcPr>
           <w:p>
@@ -4282,17 +4225,22 @@
               <w:contextualSpacing/>
               <w:rPr>
                 <w:rFonts w:ascii="Arial" w:hAnsi="Arial" w:cs="Arial"/>
-                <w:u w:val="single"/>
-              </w:rPr>
-            </w:pPr>
-            <w:r>
-              <w:rPr>
-                <w:rFonts w:ascii="Arial" w:hAnsi="Arial" w:cs="Arial"/>
-                <w:u w:val="single"/>
+              </w:rPr>
+            </w:pPr>
+            <w:r>
+              <w:rPr>
+                <w:rFonts w:ascii="Arial" w:hAnsi="Arial" w:cs="Arial"/>
               </w:rPr>
               <w:t>{anggota5_pokja}</w:t>
             </w:r>
           </w:p>
+        </w:tc>
+        <w:tc>
+          <w:tcPr>
+            <w:tcW w:w="735" w:type="pct"/>
+            <w:shd w:val="clear" w:color="auto" w:fill="auto"/>
+            <w:vAlign w:val="center"/>
+          </w:tcPr>
           <w:p>
             <w:pPr>
               <w:tabs>
@@ -4300,30 +4248,6 @@
               </w:tabs>
               <w:spacing w:line="276" w:lineRule="auto"/>
               <w:contextualSpacing/>
-              <w:rPr>
-                <w:rFonts w:ascii="Arial" w:hAnsi="Arial" w:cs="Arial"/>
-              </w:rPr>
-            </w:pPr>
-            <w:r>
-              <w:rPr>
-                <w:rFonts w:ascii="Arial" w:hAnsi="Arial" w:cs="Arial"/>
-              </w:rPr>
-              <w:t>NIP. {nip_anggota5_pokja}</w:t>
-            </w:r>
-          </w:p>
-        </w:tc>
-        <w:tc>
-          <w:tcPr>
-            <w:tcW w:w="1417" w:type="dxa"/>
-            <w:vAlign w:val="center"/>
-          </w:tcPr>
-          <w:p>
-            <w:pPr>
-              <w:tabs>
-                <w:tab w:val="left" w:pos="6145"/>
-              </w:tabs>
-              <w:spacing w:line="276" w:lineRule="auto"/>
-              <w:contextualSpacing/>
               <w:jc w:val="center"/>
               <w:rPr>
                 <w:rFonts w:ascii="Arial" w:hAnsi="Arial" w:cs="Arial"/>
@@ -4339,7 +4263,8 @@
         </w:tc>
         <w:tc>
           <w:tcPr>
-            <w:tcW w:w="2122" w:type="dxa"/>
+            <w:tcW w:w="1101" w:type="pct"/>
+            <w:shd w:val="clear" w:color="auto" w:fill="auto"/>
           </w:tcPr>
           <w:p>
             <w:pPr>
@@ -4402,7 +4327,8 @@
         </w:tc>
         <w:tc>
           <w:tcPr>
-            <w:tcW w:w="2126" w:type="dxa"/>
+            <w:tcW w:w="1103" w:type="pct"/>
+            <w:shd w:val="clear" w:color="auto" w:fill="auto"/>
           </w:tcPr>
           <w:p>
             <w:pPr>
@@ -4438,7 +4364,12 @@
       </w:pPr>
     </w:p>
     <w:sectPr>
-      <w:headerReference w:type="first" r:id="rId7"/>
+      <w:headerReference w:type="even" r:id="rId7"/>
+      <w:headerReference w:type="default" r:id="rId8"/>
+      <w:footerReference w:type="even" r:id="rId9"/>
+      <w:footerReference w:type="default" r:id="rId10"/>
+      <w:headerReference w:type="first" r:id="rId11"/>
+      <w:footerReference w:type="first" r:id="rId12"/>
       <w:pgSz w:w="11906" w:h="16838" w:code="9"/>
       <w:pgMar w:top="1134" w:right="1134" w:bottom="1134" w:left="1418" w:header="709" w:footer="709" w:gutter="0"/>
       <w:cols w:space="708"/>
@@ -4450,7 +4381,7 @@
 </file>
 
 <file path=word/endnotes.xml><?xml version="1.0" encoding="utf-8"?>
-<w:endnotes xmlns:wpc="http://schemas.microsoft.com/office/word/2010/wordprocessingCanvas" xmlns:cx="http://schemas.microsoft.com/office/drawing/2014/chartex" xmlns:cx1="http://schemas.microsoft.com/office/drawing/2015/9/8/chartex" xmlns:cx2="http://schemas.microsoft.com/office/drawing/2015/10/21/chartex" xmlns:cx3="http://schemas.microsoft.com/office/drawing/2016/5/9/chartex" xmlns:cx4="http://schemas.microsoft.com/office/drawing/2016/5/10/chartex" xmlns:cx5="http://schemas.microsoft.com/office/drawing/2016/5/11/chartex" xmlns:cx6="http://schemas.microsoft.com/office/drawing/2016/5/12/chartex" xmlns:cx7="http://schemas.microsoft.com/office/drawing/2016/5/13/chartex" xmlns:cx8="http://schemas.microsoft.com/office/drawing/2016/5/14/chartex" xmlns:mc="http://schemas.openxmlformats.org/markup-compatibility/2006" xmlns:aink="http://schemas.microsoft.com/office/drawing/2016/ink" xmlns:am3d="http://schemas.microsoft.com/office/drawing/2017/model3d" xmlns:o="urn:schemas-microsoft-com:office:office" xmlns:oel="http://schemas.microsoft.com/office/2019/extlst" xmlns:r="http://schemas.openxmlformats.org/officeDocument/2006/relationships" xmlns:m="http://schemas.openxmlformats.org/officeDocument/2006/math" xmlns:v="urn:schemas-microsoft-com:vml" xmlns:wp14="http://schemas.microsoft.com/office/word/2010/wordprocessingDrawing" xmlns:wp="http://schemas.openxmlformats.org/drawingml/2006/wordprocessingDrawing" xmlns:w10="urn:schemas-microsoft-com:office:word" xmlns:w="http://schemas.openxmlformats.org/wordprocessingml/2006/main" xmlns:w14="http://schemas.microsoft.com/office/word/2010/wordml" xmlns:w15="http://schemas.microsoft.com/office/word/2012/wordml" xmlns:w16cex="http://schemas.microsoft.com/office/word/2018/wordml/cex" xmlns:w16cid="http://schemas.microsoft.com/office/word/2016/wordml/cid" xmlns:w16="http://schemas.microsoft.com/office/word/2018/wordml" xmlns:w16du="http://schemas.microsoft.com/office/word/2023/wordml/word16du" xmlns:w16sdtdh="http://schemas.microsoft.com/office/word/2020/wordml/sdtdatahash" xmlns:w16se="http://schemas.microsoft.com/office/word/2015/wordml/symex" xmlns:wpg="http://schemas.microsoft.com/office/word/2010/wordprocessingGroup" xmlns:wpi="http://schemas.microsoft.com/office/word/2010/wordprocessingInk" xmlns:wne="http://schemas.microsoft.com/office/word/2006/wordml" xmlns:wps="http://schemas.microsoft.com/office/word/2010/wordprocessingShape" mc:Ignorable="w14 w15 w16se w16cid w16 w16cex w16sdtdh wp14">
+<w:endnotes xmlns:wpc="http://schemas.microsoft.com/office/word/2010/wordprocessingCanvas" xmlns:cx="http://schemas.microsoft.com/office/drawing/2014/chartex" xmlns:cx1="http://schemas.microsoft.com/office/drawing/2015/9/8/chartex" xmlns:cx2="http://schemas.microsoft.com/office/drawing/2015/10/21/chartex" xmlns:cx3="http://schemas.microsoft.com/office/drawing/2016/5/9/chartex" xmlns:cx4="http://schemas.microsoft.com/office/drawing/2016/5/10/chartex" xmlns:cx5="http://schemas.microsoft.com/office/drawing/2016/5/11/chartex" xmlns:cx6="http://schemas.microsoft.com/office/drawing/2016/5/12/chartex" xmlns:cx7="http://schemas.microsoft.com/office/drawing/2016/5/13/chartex" xmlns:cx8="http://schemas.microsoft.com/office/drawing/2016/5/14/chartex" xmlns:mc="http://schemas.openxmlformats.org/markup-compatibility/2006" xmlns:aink="http://schemas.microsoft.com/office/drawing/2016/ink" xmlns:am3d="http://schemas.microsoft.com/office/drawing/2017/model3d" xmlns:o="urn:schemas-microsoft-com:office:office" xmlns:r="http://schemas.openxmlformats.org/officeDocument/2006/relationships" xmlns:m="http://schemas.openxmlformats.org/officeDocument/2006/math" xmlns:v="urn:schemas-microsoft-com:vml" xmlns:wp14="http://schemas.microsoft.com/office/word/2010/wordprocessingDrawing" xmlns:wp="http://schemas.openxmlformats.org/drawingml/2006/wordprocessingDrawing" xmlns:w10="urn:schemas-microsoft-com:office:word" xmlns:w="http://schemas.openxmlformats.org/wordprocessingml/2006/main" xmlns:w14="http://schemas.microsoft.com/office/word/2010/wordml" xmlns:w15="http://schemas.microsoft.com/office/word/2012/wordml" xmlns:w16cex="http://schemas.microsoft.com/office/word/2018/wordml/cex" xmlns:w16cid="http://schemas.microsoft.com/office/word/2016/wordml/cid" xmlns:w16="http://schemas.microsoft.com/office/word/2018/wordml" xmlns:w16sdtdh="http://schemas.microsoft.com/office/word/2020/wordml/sdtdatahash" xmlns:w16se="http://schemas.microsoft.com/office/word/2015/wordml/symex" xmlns:wpg="http://schemas.microsoft.com/office/word/2010/wordprocessingGroup" xmlns:wpi="http://schemas.microsoft.com/office/word/2010/wordprocessingInk" xmlns:wne="http://schemas.microsoft.com/office/word/2006/wordml" xmlns:wps="http://schemas.microsoft.com/office/word/2010/wordprocessingShape" mc:Ignorable="w14 w15 w16se w16cid w16 w16cex w16sdtdh wp14">
   <w:endnote w:type="separator" w:id="-1">
     <w:p>
       <w:pPr>
@@ -4474,8 +4405,38 @@
 </w:endnotes>
 </file>
 
+<file path=word/footer1.xml><?xml version="1.0" encoding="utf-8"?>
+<w:ftr xmlns:wpc="http://schemas.microsoft.com/office/word/2010/wordprocessingCanvas" xmlns:cx="http://schemas.microsoft.com/office/drawing/2014/chartex" xmlns:cx1="http://schemas.microsoft.com/office/drawing/2015/9/8/chartex" xmlns:cx2="http://schemas.microsoft.com/office/drawing/2015/10/21/chartex" xmlns:cx3="http://schemas.microsoft.com/office/drawing/2016/5/9/chartex" xmlns:cx4="http://schemas.microsoft.com/office/drawing/2016/5/10/chartex" xmlns:cx5="http://schemas.microsoft.com/office/drawing/2016/5/11/chartex" xmlns:cx6="http://schemas.microsoft.com/office/drawing/2016/5/12/chartex" xmlns:cx7="http://schemas.microsoft.com/office/drawing/2016/5/13/chartex" xmlns:cx8="http://schemas.microsoft.com/office/drawing/2016/5/14/chartex" xmlns:mc="http://schemas.openxmlformats.org/markup-compatibility/2006" xmlns:aink="http://schemas.microsoft.com/office/drawing/2016/ink" xmlns:am3d="http://schemas.microsoft.com/office/drawing/2017/model3d" xmlns:o="urn:schemas-microsoft-com:office:office" xmlns:r="http://schemas.openxmlformats.org/officeDocument/2006/relationships" xmlns:m="http://schemas.openxmlformats.org/officeDocument/2006/math" xmlns:v="urn:schemas-microsoft-com:vml" xmlns:wp14="http://schemas.microsoft.com/office/word/2010/wordprocessingDrawing" xmlns:wp="http://schemas.openxmlformats.org/drawingml/2006/wordprocessingDrawing" xmlns:w10="urn:schemas-microsoft-com:office:word" xmlns:w="http://schemas.openxmlformats.org/wordprocessingml/2006/main" xmlns:w14="http://schemas.microsoft.com/office/word/2010/wordml" xmlns:w15="http://schemas.microsoft.com/office/word/2012/wordml" xmlns:w16cex="http://schemas.microsoft.com/office/word/2018/wordml/cex" xmlns:w16cid="http://schemas.microsoft.com/office/word/2016/wordml/cid" xmlns:w16="http://schemas.microsoft.com/office/word/2018/wordml" xmlns:w16sdtdh="http://schemas.microsoft.com/office/word/2020/wordml/sdtdatahash" xmlns:w16se="http://schemas.microsoft.com/office/word/2015/wordml/symex" xmlns:wpg="http://schemas.microsoft.com/office/word/2010/wordprocessingGroup" xmlns:wpi="http://schemas.microsoft.com/office/word/2010/wordprocessingInk" xmlns:wne="http://schemas.microsoft.com/office/word/2006/wordml" xmlns:wps="http://schemas.microsoft.com/office/word/2010/wordprocessingShape" mc:Ignorable="w14 w15 w16se w16cid w16 w16cex w16sdtdh wp14">
+  <w:p>
+    <w:pPr>
+      <w:pStyle w:val="Footer"/>
+    </w:pPr>
+  </w:p>
+</w:ftr>
+</file>
+
+<file path=word/footer2.xml><?xml version="1.0" encoding="utf-8"?>
+<w:ftr xmlns:wpc="http://schemas.microsoft.com/office/word/2010/wordprocessingCanvas" xmlns:cx="http://schemas.microsoft.com/office/drawing/2014/chartex" xmlns:cx1="http://schemas.microsoft.com/office/drawing/2015/9/8/chartex" xmlns:cx2="http://schemas.microsoft.com/office/drawing/2015/10/21/chartex" xmlns:cx3="http://schemas.microsoft.com/office/drawing/2016/5/9/chartex" xmlns:cx4="http://schemas.microsoft.com/office/drawing/2016/5/10/chartex" xmlns:cx5="http://schemas.microsoft.com/office/drawing/2016/5/11/chartex" xmlns:cx6="http://schemas.microsoft.com/office/drawing/2016/5/12/chartex" xmlns:cx7="http://schemas.microsoft.com/office/drawing/2016/5/13/chartex" xmlns:cx8="http://schemas.microsoft.com/office/drawing/2016/5/14/chartex" xmlns:mc="http://schemas.openxmlformats.org/markup-compatibility/2006" xmlns:aink="http://schemas.microsoft.com/office/drawing/2016/ink" xmlns:am3d="http://schemas.microsoft.com/office/drawing/2017/model3d" xmlns:o="urn:schemas-microsoft-com:office:office" xmlns:r="http://schemas.openxmlformats.org/officeDocument/2006/relationships" xmlns:m="http://schemas.openxmlformats.org/officeDocument/2006/math" xmlns:v="urn:schemas-microsoft-com:vml" xmlns:wp14="http://schemas.microsoft.com/office/word/2010/wordprocessingDrawing" xmlns:wp="http://schemas.openxmlformats.org/drawingml/2006/wordprocessingDrawing" xmlns:w10="urn:schemas-microsoft-com:office:word" xmlns:w="http://schemas.openxmlformats.org/wordprocessingml/2006/main" xmlns:w14="http://schemas.microsoft.com/office/word/2010/wordml" xmlns:w15="http://schemas.microsoft.com/office/word/2012/wordml" xmlns:w16cex="http://schemas.microsoft.com/office/word/2018/wordml/cex" xmlns:w16cid="http://schemas.microsoft.com/office/word/2016/wordml/cid" xmlns:w16="http://schemas.microsoft.com/office/word/2018/wordml" xmlns:w16sdtdh="http://schemas.microsoft.com/office/word/2020/wordml/sdtdatahash" xmlns:w16se="http://schemas.microsoft.com/office/word/2015/wordml/symex" xmlns:wpg="http://schemas.microsoft.com/office/word/2010/wordprocessingGroup" xmlns:wpi="http://schemas.microsoft.com/office/word/2010/wordprocessingInk" xmlns:wne="http://schemas.microsoft.com/office/word/2006/wordml" xmlns:wps="http://schemas.microsoft.com/office/word/2010/wordprocessingShape" mc:Ignorable="w14 w15 w16se w16cid w16 w16cex w16sdtdh wp14">
+  <w:p>
+    <w:pPr>
+      <w:pStyle w:val="Footer"/>
+    </w:pPr>
+  </w:p>
+</w:ftr>
+</file>
+
+<file path=word/footer3.xml><?xml version="1.0" encoding="utf-8"?>
+<w:ftr xmlns:wpc="http://schemas.microsoft.com/office/word/2010/wordprocessingCanvas" xmlns:cx="http://schemas.microsoft.com/office/drawing/2014/chartex" xmlns:cx1="http://schemas.microsoft.com/office/drawing/2015/9/8/chartex" xmlns:cx2="http://schemas.microsoft.com/office/drawing/2015/10/21/chartex" xmlns:cx3="http://schemas.microsoft.com/office/drawing/2016/5/9/chartex" xmlns:cx4="http://schemas.microsoft.com/office/drawing/2016/5/10/chartex" xmlns:cx5="http://schemas.microsoft.com/office/drawing/2016/5/11/chartex" xmlns:cx6="http://schemas.microsoft.com/office/drawing/2016/5/12/chartex" xmlns:cx7="http://schemas.microsoft.com/office/drawing/2016/5/13/chartex" xmlns:cx8="http://schemas.microsoft.com/office/drawing/2016/5/14/chartex" xmlns:mc="http://schemas.openxmlformats.org/markup-compatibility/2006" xmlns:aink="http://schemas.microsoft.com/office/drawing/2016/ink" xmlns:am3d="http://schemas.microsoft.com/office/drawing/2017/model3d" xmlns:o="urn:schemas-microsoft-com:office:office" xmlns:r="http://schemas.openxmlformats.org/officeDocument/2006/relationships" xmlns:m="http://schemas.openxmlformats.org/officeDocument/2006/math" xmlns:v="urn:schemas-microsoft-com:vml" xmlns:wp14="http://schemas.microsoft.com/office/word/2010/wordprocessingDrawing" xmlns:wp="http://schemas.openxmlformats.org/drawingml/2006/wordprocessingDrawing" xmlns:w10="urn:schemas-microsoft-com:office:word" xmlns:w="http://schemas.openxmlformats.org/wordprocessingml/2006/main" xmlns:w14="http://schemas.microsoft.com/office/word/2010/wordml" xmlns:w15="http://schemas.microsoft.com/office/word/2012/wordml" xmlns:w16cex="http://schemas.microsoft.com/office/word/2018/wordml/cex" xmlns:w16cid="http://schemas.microsoft.com/office/word/2016/wordml/cid" xmlns:w16="http://schemas.microsoft.com/office/word/2018/wordml" xmlns:w16sdtdh="http://schemas.microsoft.com/office/word/2020/wordml/sdtdatahash" xmlns:w16se="http://schemas.microsoft.com/office/word/2015/wordml/symex" xmlns:wpg="http://schemas.microsoft.com/office/word/2010/wordprocessingGroup" xmlns:wpi="http://schemas.microsoft.com/office/word/2010/wordprocessingInk" xmlns:wne="http://schemas.microsoft.com/office/word/2006/wordml" xmlns:wps="http://schemas.microsoft.com/office/word/2010/wordprocessingShape" mc:Ignorable="w14 w15 w16se w16cid w16 w16cex w16sdtdh wp14">
+  <w:p>
+    <w:pPr>
+      <w:pStyle w:val="Footer"/>
+    </w:pPr>
+  </w:p>
+</w:ftr>
+</file>
+
 <file path=word/footnotes.xml><?xml version="1.0" encoding="utf-8"?>
-<w:footnotes xmlns:wpc="http://schemas.microsoft.com/office/word/2010/wordprocessingCanvas" xmlns:cx="http://schemas.microsoft.com/office/drawing/2014/chartex" xmlns:cx1="http://schemas.microsoft.com/office/drawing/2015/9/8/chartex" xmlns:cx2="http://schemas.microsoft.com/office/drawing/2015/10/21/chartex" xmlns:cx3="http://schemas.microsoft.com/office/drawing/2016/5/9/chartex" xmlns:cx4="http://schemas.microsoft.com/office/drawing/2016/5/10/chartex" xmlns:cx5="http://schemas.microsoft.com/office/drawing/2016/5/11/chartex" xmlns:cx6="http://schemas.microsoft.com/office/drawing/2016/5/12/chartex" xmlns:cx7="http://schemas.microsoft.com/office/drawing/2016/5/13/chartex" xmlns:cx8="http://schemas.microsoft.com/office/drawing/2016/5/14/chartex" xmlns:mc="http://schemas.openxmlformats.org/markup-compatibility/2006" xmlns:aink="http://schemas.microsoft.com/office/drawing/2016/ink" xmlns:am3d="http://schemas.microsoft.com/office/drawing/2017/model3d" xmlns:o="urn:schemas-microsoft-com:office:office" xmlns:oel="http://schemas.microsoft.com/office/2019/extlst" xmlns:r="http://schemas.openxmlformats.org/officeDocument/2006/relationships" xmlns:m="http://schemas.openxmlformats.org/officeDocument/2006/math" xmlns:v="urn:schemas-microsoft-com:vml" xmlns:wp14="http://schemas.microsoft.com/office/word/2010/wordprocessingDrawing" xmlns:wp="http://schemas.openxmlformats.org/drawingml/2006/wordprocessingDrawing" xmlns:w10="urn:schemas-microsoft-com:office:word" xmlns:w="http://schemas.openxmlformats.org/wordprocessingml/2006/main" xmlns:w14="http://schemas.microsoft.com/office/word/2010/wordml" xmlns:w15="http://schemas.microsoft.com/office/word/2012/wordml" xmlns:w16cex="http://schemas.microsoft.com/office/word/2018/wordml/cex" xmlns:w16cid="http://schemas.microsoft.com/office/word/2016/wordml/cid" xmlns:w16="http://schemas.microsoft.com/office/word/2018/wordml" xmlns:w16du="http://schemas.microsoft.com/office/word/2023/wordml/word16du" xmlns:w16sdtdh="http://schemas.microsoft.com/office/word/2020/wordml/sdtdatahash" xmlns:w16se="http://schemas.microsoft.com/office/word/2015/wordml/symex" xmlns:wpg="http://schemas.microsoft.com/office/word/2010/wordprocessingGroup" xmlns:wpi="http://schemas.microsoft.com/office/word/2010/wordprocessingInk" xmlns:wne="http://schemas.microsoft.com/office/word/2006/wordml" xmlns:wps="http://schemas.microsoft.com/office/word/2010/wordprocessingShape" mc:Ignorable="w14 w15 w16se w16cid w16 w16cex w16sdtdh wp14">
+<w:footnotes xmlns:wpc="http://schemas.microsoft.com/office/word/2010/wordprocessingCanvas" xmlns:cx="http://schemas.microsoft.com/office/drawing/2014/chartex" xmlns:cx1="http://schemas.microsoft.com/office/drawing/2015/9/8/chartex" xmlns:cx2="http://schemas.microsoft.com/office/drawing/2015/10/21/chartex" xmlns:cx3="http://schemas.microsoft.com/office/drawing/2016/5/9/chartex" xmlns:cx4="http://schemas.microsoft.com/office/drawing/2016/5/10/chartex" xmlns:cx5="http://schemas.microsoft.com/office/drawing/2016/5/11/chartex" xmlns:cx6="http://schemas.microsoft.com/office/drawing/2016/5/12/chartex" xmlns:cx7="http://schemas.microsoft.com/office/drawing/2016/5/13/chartex" xmlns:cx8="http://schemas.microsoft.com/office/drawing/2016/5/14/chartex" xmlns:mc="http://schemas.openxmlformats.org/markup-compatibility/2006" xmlns:aink="http://schemas.microsoft.com/office/drawing/2016/ink" xmlns:am3d="http://schemas.microsoft.com/office/drawing/2017/model3d" xmlns:o="urn:schemas-microsoft-com:office:office" xmlns:r="http://schemas.openxmlformats.org/officeDocument/2006/relationships" xmlns:m="http://schemas.openxmlformats.org/officeDocument/2006/math" xmlns:v="urn:schemas-microsoft-com:vml" xmlns:wp14="http://schemas.microsoft.com/office/word/2010/wordprocessingDrawing" xmlns:wp="http://schemas.openxmlformats.org/drawingml/2006/wordprocessingDrawing" xmlns:w10="urn:schemas-microsoft-com:office:word" xmlns:w="http://schemas.openxmlformats.org/wordprocessingml/2006/main" xmlns:w14="http://schemas.microsoft.com/office/word/2010/wordml" xmlns:w15="http://schemas.microsoft.com/office/word/2012/wordml" xmlns:w16cex="http://schemas.microsoft.com/office/word/2018/wordml/cex" xmlns:w16cid="http://schemas.microsoft.com/office/word/2016/wordml/cid" xmlns:w16="http://schemas.microsoft.com/office/word/2018/wordml" xmlns:w16sdtdh="http://schemas.microsoft.com/office/word/2020/wordml/sdtdatahash" xmlns:w16se="http://schemas.microsoft.com/office/word/2015/wordml/symex" xmlns:wpg="http://schemas.microsoft.com/office/word/2010/wordprocessingGroup" xmlns:wpi="http://schemas.microsoft.com/office/word/2010/wordprocessingInk" xmlns:wne="http://schemas.microsoft.com/office/word/2006/wordml" xmlns:wps="http://schemas.microsoft.com/office/word/2010/wordprocessingShape" mc:Ignorable="w14 w15 w16se w16cid w16 w16cex w16sdtdh wp14">
   <w:footnote w:type="separator" w:id="-1">
     <w:p>
       <w:pPr>
@@ -4500,55 +4461,81 @@
 </file>
 
 <file path=word/header1.xml><?xml version="1.0" encoding="utf-8"?>
-<w:hdr xmlns:wpc="http://schemas.microsoft.com/office/word/2010/wordprocessingCanvas" xmlns:cx="http://schemas.microsoft.com/office/drawing/2014/chartex" xmlns:cx1="http://schemas.microsoft.com/office/drawing/2015/9/8/chartex" xmlns:cx2="http://schemas.microsoft.com/office/drawing/2015/10/21/chartex" xmlns:cx3="http://schemas.microsoft.com/office/drawing/2016/5/9/chartex" xmlns:cx4="http://schemas.microsoft.com/office/drawing/2016/5/10/chartex" xmlns:cx5="http://schemas.microsoft.com/office/drawing/2016/5/11/chartex" xmlns:cx6="http://schemas.microsoft.com/office/drawing/2016/5/12/chartex" xmlns:cx7="http://schemas.microsoft.com/office/drawing/2016/5/13/chartex" xmlns:cx8="http://schemas.microsoft.com/office/drawing/2016/5/14/chartex" xmlns:mc="http://schemas.openxmlformats.org/markup-compatibility/2006" xmlns:aink="http://schemas.microsoft.com/office/drawing/2016/ink" xmlns:am3d="http://schemas.microsoft.com/office/drawing/2017/model3d" xmlns:o="urn:schemas-microsoft-com:office:office" xmlns:oel="http://schemas.microsoft.com/office/2019/extlst" xmlns:r="http://schemas.openxmlformats.org/officeDocument/2006/relationships" xmlns:m="http://schemas.openxmlformats.org/officeDocument/2006/math" xmlns:v="urn:schemas-microsoft-com:vml" xmlns:wp14="http://schemas.microsoft.com/office/word/2010/wordprocessingDrawing" xmlns:wp="http://schemas.openxmlformats.org/drawingml/2006/wordprocessingDrawing" xmlns:w10="urn:schemas-microsoft-com:office:word" xmlns:w="http://schemas.openxmlformats.org/wordprocessingml/2006/main" xmlns:w14="http://schemas.microsoft.com/office/word/2010/wordml" xmlns:w15="http://schemas.microsoft.com/office/word/2012/wordml" xmlns:w16cex="http://schemas.microsoft.com/office/word/2018/wordml/cex" xmlns:w16cid="http://schemas.microsoft.com/office/word/2016/wordml/cid" xmlns:w16="http://schemas.microsoft.com/office/word/2018/wordml" xmlns:w16du="http://schemas.microsoft.com/office/word/2023/wordml/word16du" xmlns:w16sdtdh="http://schemas.microsoft.com/office/word/2020/wordml/sdtdatahash" xmlns:w16se="http://schemas.microsoft.com/office/word/2015/wordml/symex" xmlns:wpg="http://schemas.microsoft.com/office/word/2010/wordprocessingGroup" xmlns:wpi="http://schemas.microsoft.com/office/word/2010/wordprocessingInk" xmlns:wne="http://schemas.microsoft.com/office/word/2006/wordml" xmlns:wps="http://schemas.microsoft.com/office/word/2010/wordprocessingShape" mc:Ignorable="w14 w15 w16se w16cid w16 w16cex w16sdtdh wp14">
+<w:hdr xmlns:wpc="http://schemas.microsoft.com/office/word/2010/wordprocessingCanvas" xmlns:cx="http://schemas.microsoft.com/office/drawing/2014/chartex" xmlns:cx1="http://schemas.microsoft.com/office/drawing/2015/9/8/chartex" xmlns:cx2="http://schemas.microsoft.com/office/drawing/2015/10/21/chartex" xmlns:cx3="http://schemas.microsoft.com/office/drawing/2016/5/9/chartex" xmlns:cx4="http://schemas.microsoft.com/office/drawing/2016/5/10/chartex" xmlns:cx5="http://schemas.microsoft.com/office/drawing/2016/5/11/chartex" xmlns:cx6="http://schemas.microsoft.com/office/drawing/2016/5/12/chartex" xmlns:cx7="http://schemas.microsoft.com/office/drawing/2016/5/13/chartex" xmlns:cx8="http://schemas.microsoft.com/office/drawing/2016/5/14/chartex" xmlns:mc="http://schemas.openxmlformats.org/markup-compatibility/2006" xmlns:aink="http://schemas.microsoft.com/office/drawing/2016/ink" xmlns:am3d="http://schemas.microsoft.com/office/drawing/2017/model3d" xmlns:o="urn:schemas-microsoft-com:office:office" xmlns:r="http://schemas.openxmlformats.org/officeDocument/2006/relationships" xmlns:m="http://schemas.openxmlformats.org/officeDocument/2006/math" xmlns:v="urn:schemas-microsoft-com:vml" xmlns:wp14="http://schemas.microsoft.com/office/word/2010/wordprocessingDrawing" xmlns:wp="http://schemas.openxmlformats.org/drawingml/2006/wordprocessingDrawing" xmlns:w10="urn:schemas-microsoft-com:office:word" xmlns:w="http://schemas.openxmlformats.org/wordprocessingml/2006/main" xmlns:w14="http://schemas.microsoft.com/office/word/2010/wordml" xmlns:w15="http://schemas.microsoft.com/office/word/2012/wordml" xmlns:w16cex="http://schemas.microsoft.com/office/word/2018/wordml/cex" xmlns:w16cid="http://schemas.microsoft.com/office/word/2016/wordml/cid" xmlns:w16="http://schemas.microsoft.com/office/word/2018/wordml" xmlns:w16sdtdh="http://schemas.microsoft.com/office/word/2020/wordml/sdtdatahash" xmlns:w16se="http://schemas.microsoft.com/office/word/2015/wordml/symex" xmlns:wpg="http://schemas.microsoft.com/office/word/2010/wordprocessingGroup" xmlns:wpi="http://schemas.microsoft.com/office/word/2010/wordprocessingInk" xmlns:wne="http://schemas.microsoft.com/office/word/2006/wordml" xmlns:wps="http://schemas.microsoft.com/office/word/2010/wordprocessingShape" mc:Ignorable="w14 w15 w16se w16cid w16 w16cex w16sdtdh wp14">
+  <w:p>
+    <w:pPr>
+      <w:pStyle w:val="Header"/>
+    </w:pPr>
+  </w:p>
+</w:hdr>
+</file>
+
+<file path=word/header2.xml><?xml version="1.0" encoding="utf-8"?>
+<w:hdr xmlns:wpc="http://schemas.microsoft.com/office/word/2010/wordprocessingCanvas" xmlns:cx="http://schemas.microsoft.com/office/drawing/2014/chartex" xmlns:cx1="http://schemas.microsoft.com/office/drawing/2015/9/8/chartex" xmlns:cx2="http://schemas.microsoft.com/office/drawing/2015/10/21/chartex" xmlns:cx3="http://schemas.microsoft.com/office/drawing/2016/5/9/chartex" xmlns:cx4="http://schemas.microsoft.com/office/drawing/2016/5/10/chartex" xmlns:cx5="http://schemas.microsoft.com/office/drawing/2016/5/11/chartex" xmlns:cx6="http://schemas.microsoft.com/office/drawing/2016/5/12/chartex" xmlns:cx7="http://schemas.microsoft.com/office/drawing/2016/5/13/chartex" xmlns:cx8="http://schemas.microsoft.com/office/drawing/2016/5/14/chartex" xmlns:mc="http://schemas.openxmlformats.org/markup-compatibility/2006" xmlns:aink="http://schemas.microsoft.com/office/drawing/2016/ink" xmlns:am3d="http://schemas.microsoft.com/office/drawing/2017/model3d" xmlns:o="urn:schemas-microsoft-com:office:office" xmlns:r="http://schemas.openxmlformats.org/officeDocument/2006/relationships" xmlns:m="http://schemas.openxmlformats.org/officeDocument/2006/math" xmlns:v="urn:schemas-microsoft-com:vml" xmlns:wp14="http://schemas.microsoft.com/office/word/2010/wordprocessingDrawing" xmlns:wp="http://schemas.openxmlformats.org/drawingml/2006/wordprocessingDrawing" xmlns:w10="urn:schemas-microsoft-com:office:word" xmlns:w="http://schemas.openxmlformats.org/wordprocessingml/2006/main" xmlns:w14="http://schemas.microsoft.com/office/word/2010/wordml" xmlns:w15="http://schemas.microsoft.com/office/word/2012/wordml" xmlns:w16cex="http://schemas.microsoft.com/office/word/2018/wordml/cex" xmlns:w16cid="http://schemas.microsoft.com/office/word/2016/wordml/cid" xmlns:w16="http://schemas.microsoft.com/office/word/2018/wordml" xmlns:w16sdtdh="http://schemas.microsoft.com/office/word/2020/wordml/sdtdatahash" xmlns:w16se="http://schemas.microsoft.com/office/word/2015/wordml/symex" xmlns:wpg="http://schemas.microsoft.com/office/word/2010/wordprocessingGroup" xmlns:wpi="http://schemas.microsoft.com/office/word/2010/wordprocessingInk" xmlns:wne="http://schemas.microsoft.com/office/word/2006/wordml" xmlns:wps="http://schemas.microsoft.com/office/word/2010/wordprocessingShape" mc:Ignorable="w14 w15 w16se w16cid w16 w16cex w16sdtdh wp14">
+  <w:p>
+    <w:pPr>
+      <w:pStyle w:val="Header"/>
+    </w:pPr>
+  </w:p>
+</w:hdr>
+</file>
+
+<file path=word/header3.xml><?xml version="1.0" encoding="utf-8"?>
+<w:hdr xmlns:wpc="http://schemas.microsoft.com/office/word/2010/wordprocessingCanvas" xmlns:cx="http://schemas.microsoft.com/office/drawing/2014/chartex" xmlns:cx1="http://schemas.microsoft.com/office/drawing/2015/9/8/chartex" xmlns:cx2="http://schemas.microsoft.com/office/drawing/2015/10/21/chartex" xmlns:cx3="http://schemas.microsoft.com/office/drawing/2016/5/9/chartex" xmlns:cx4="http://schemas.microsoft.com/office/drawing/2016/5/10/chartex" xmlns:cx5="http://schemas.microsoft.com/office/drawing/2016/5/11/chartex" xmlns:cx6="http://schemas.microsoft.com/office/drawing/2016/5/12/chartex" xmlns:cx7="http://schemas.microsoft.com/office/drawing/2016/5/13/chartex" xmlns:cx8="http://schemas.microsoft.com/office/drawing/2016/5/14/chartex" xmlns:mc="http://schemas.openxmlformats.org/markup-compatibility/2006" xmlns:aink="http://schemas.microsoft.com/office/drawing/2016/ink" xmlns:am3d="http://schemas.microsoft.com/office/drawing/2017/model3d" xmlns:o="urn:schemas-microsoft-com:office:office" xmlns:r="http://schemas.openxmlformats.org/officeDocument/2006/relationships" xmlns:m="http://schemas.openxmlformats.org/officeDocument/2006/math" xmlns:v="urn:schemas-microsoft-com:vml" xmlns:wp14="http://schemas.microsoft.com/office/word/2010/wordprocessingDrawing" xmlns:wp="http://schemas.openxmlformats.org/drawingml/2006/wordprocessingDrawing" xmlns:w10="urn:schemas-microsoft-com:office:word" xmlns:w="http://schemas.openxmlformats.org/wordprocessingml/2006/main" xmlns:w14="http://schemas.microsoft.com/office/word/2010/wordml" xmlns:w15="http://schemas.microsoft.com/office/word/2012/wordml" xmlns:w16cex="http://schemas.microsoft.com/office/word/2018/wordml/cex" xmlns:w16cid="http://schemas.microsoft.com/office/word/2016/wordml/cid" xmlns:w16="http://schemas.microsoft.com/office/word/2018/wordml" xmlns:w16sdtdh="http://schemas.microsoft.com/office/word/2020/wordml/sdtdatahash" xmlns:w16se="http://schemas.microsoft.com/office/word/2015/wordml/symex" xmlns:wpg="http://schemas.microsoft.com/office/word/2010/wordprocessingGroup" xmlns:wpi="http://schemas.microsoft.com/office/word/2010/wordprocessingInk" xmlns:wne="http://schemas.microsoft.com/office/word/2006/wordml" xmlns:wps="http://schemas.microsoft.com/office/word/2010/wordprocessingShape" mc:Ignorable="w14 w15 w16se w16cid w16 w16cex w16sdtdh wp14">
   <w:p>
     <w:pPr>
       <w:widowControl w:val="0"/>
       <w:autoSpaceDE w:val="0"/>
       <w:autoSpaceDN w:val="0"/>
-      <w:spacing w:after="0" w:line="240" w:lineRule="auto"/>
-      <w:ind w:left="851" w:right="-2"/>
+      <w:spacing w:after="40" w:line="240" w:lineRule="auto"/>
+      <w:ind w:left="850" w:right="-2"/>
       <w:jc w:val="center"/>
       <w:rPr>
         <w:rFonts w:ascii="Arial" w:eastAsia="Times New Roman" w:hAnsi="Arial" w:cs="Arial"/>
-        <w:b/>
-        <w:bCs/>
         <w:sz w:val="36"/>
         <w:szCs w:val="36"/>
         <w:lang w:val="fi-FI"/>
       </w:rPr>
     </w:pPr>
+    <w:bookmarkStart w:id="4" w:name="_Hlk186188695"/>
+    <w:bookmarkStart w:id="5" w:name="_Hlk186188696"/>
+    <w:bookmarkStart w:id="6" w:name="_Hlk186188840"/>
+    <w:bookmarkStart w:id="7" w:name="_Hlk186188841"/>
     <w:r>
       <w:rPr>
-        <w:rFonts w:ascii="Tahoma" w:eastAsia="Tahoma" w:hAnsi="Tahoma" w:cs="Tahoma"/>
         <w:noProof/>
-        <w:sz w:val="24"/>
-        <w:szCs w:val="24"/>
-        <w:lang w:bidi="en-US"/>
       </w:rPr>
       <w:drawing>
-        <wp:anchor distT="0" distB="0" distL="114300" distR="114300" simplePos="0" relativeHeight="251659264" behindDoc="0" locked="0" layoutInCell="1" allowOverlap="1" wp14:anchorId="68101521" wp14:editId="4C077F7C">
+        <wp:anchor distT="0" distB="0" distL="36195" distR="36195" simplePos="0" relativeHeight="251660288" behindDoc="1" locked="0" layoutInCell="1" allowOverlap="1" wp14:anchorId="1E3FC1C3" wp14:editId="0EF910BD">
           <wp:simplePos x="0" y="0"/>
-          <wp:positionH relativeFrom="column">
-            <wp:posOffset>-324485</wp:posOffset>
+          <wp:positionH relativeFrom="margin">
+            <wp:align>left</wp:align>
           </wp:positionH>
           <wp:positionV relativeFrom="paragraph">
-            <wp:posOffset>6985</wp:posOffset>
+            <wp:posOffset>-40284</wp:posOffset>
           </wp:positionV>
-          <wp:extent cx="835025" cy="835025"/>
-          <wp:effectExtent l="0" t="0" r="3175" b="3175"/>
-          <wp:wrapNone/>
-          <wp:docPr id="2139638182" name="Picture 1973342684" descr="A yellow and blue logo&#10;&#10;Description automatically generated"/>
+          <wp:extent cx="971550" cy="971550"/>
+          <wp:effectExtent l="0" t="0" r="0" b="0"/>
+          <wp:wrapTight wrapText="bothSides">
+            <wp:wrapPolygon edited="0">
+              <wp:start x="0" y="0"/>
+              <wp:lineTo x="0" y="21176"/>
+              <wp:lineTo x="21176" y="21176"/>
+              <wp:lineTo x="21176" y="0"/>
+              <wp:lineTo x="0" y="0"/>
+            </wp:wrapPolygon>
+          </wp:wrapTight>
+          <wp:docPr id="2" name="Picture 2"/>
           <wp:cNvGraphicFramePr>
-            <a:graphicFrameLocks xmlns:a="http://schemas.openxmlformats.org/drawingml/2006/main"/>
+            <a:graphicFrameLocks xmlns:a="http://schemas.openxmlformats.org/drawingml/2006/main" noChangeAspect="1"/>
           </wp:cNvGraphicFramePr>
           <a:graphic xmlns:a="http://schemas.openxmlformats.org/drawingml/2006/main">
             <a:graphicData uri="http://schemas.openxmlformats.org/drawingml/2006/picture">
               <pic:pic xmlns:pic="http://schemas.openxmlformats.org/drawingml/2006/picture">
                 <pic:nvPicPr>
-                  <pic:cNvPr id="0" name="Picture 1973342684" descr="A yellow and blue logo&#10;&#10;Description automatically generated"/>
+                  <pic:cNvPr id="0" name="Picture 1"/>
                   <pic:cNvPicPr>
-                    <a:picLocks noChangeArrowheads="1"/>
+                    <a:picLocks noChangeAspect="1" noChangeArrowheads="1"/>
                   </pic:cNvPicPr>
                 </pic:nvPicPr>
                 <pic:blipFill>
@@ -4567,12 +4554,15 @@
                 <pic:spPr bwMode="auto">
                   <a:xfrm>
                     <a:off x="0" y="0"/>
-                    <a:ext cx="835025" cy="835025"/>
+                    <a:ext cx="971550" cy="971550"/>
                   </a:xfrm>
                   <a:prstGeom prst="rect">
                     <a:avLst/>
                   </a:prstGeom>
                   <a:noFill/>
+                  <a:ln>
+                    <a:noFill/>
+                  </a:ln>
                 </pic:spPr>
               </pic:pic>
             </a:graphicData>
@@ -4586,15 +4576,9 @@
         </wp:anchor>
       </w:drawing>
     </w:r>
-    <w:bookmarkStart w:id="4" w:name="_Hlk186188695"/>
-    <w:bookmarkStart w:id="5" w:name="_Hlk186188696"/>
-    <w:bookmarkStart w:id="6" w:name="_Hlk186188840"/>
-    <w:bookmarkStart w:id="7" w:name="_Hlk186188841"/>
     <w:r>
       <w:rPr>
         <w:rFonts w:ascii="Arial" w:eastAsia="Times New Roman" w:hAnsi="Arial" w:cs="Arial"/>
-        <w:b/>
-        <w:bCs/>
         <w:sz w:val="36"/>
         <w:szCs w:val="36"/>
         <w:lang w:val="fi-FI"/>
@@ -4608,14 +4592,12 @@
       <w:widowControl w:val="0"/>
       <w:autoSpaceDE w:val="0"/>
       <w:autoSpaceDN w:val="0"/>
-      <w:spacing w:after="0" w:line="240" w:lineRule="auto"/>
-      <w:ind w:left="851" w:right="-2"/>
+      <w:spacing w:after="40" w:line="240" w:lineRule="auto"/>
+      <w:ind w:left="850" w:right="-2"/>
       <w:jc w:val="center"/>
       <w:outlineLvl w:val="4"/>
       <w:rPr>
         <w:rFonts w:ascii="Arial" w:eastAsia="Times New Roman" w:hAnsi="Arial" w:cs="Arial"/>
-        <w:b/>
-        <w:bCs/>
         <w:sz w:val="28"/>
         <w:szCs w:val="28"/>
         <w:lang w:val="fi-FI"/>
@@ -4624,8 +4606,6 @@
     <w:r>
       <w:rPr>
         <w:rFonts w:ascii="Arial" w:eastAsia="Times New Roman" w:hAnsi="Arial" w:cs="Arial"/>
-        <w:b/>
-        <w:bCs/>
         <w:sz w:val="24"/>
         <w:szCs w:val="24"/>
         <w:lang w:val="fi-FI"/>
@@ -4638,25 +4618,21 @@
       <w:widowControl w:val="0"/>
       <w:autoSpaceDE w:val="0"/>
       <w:autoSpaceDN w:val="0"/>
-      <w:spacing w:after="0" w:line="240" w:lineRule="auto"/>
-      <w:ind w:left="851" w:right="-2"/>
+      <w:spacing w:after="40" w:line="240" w:lineRule="auto"/>
+      <w:ind w:left="850" w:right="-2"/>
       <w:jc w:val="center"/>
       <w:rPr>
         <w:rFonts w:ascii="Arial" w:eastAsia="Times New Roman" w:hAnsi="Arial" w:cs="Arial"/>
-        <w:b/>
-        <w:bCs/>
-        <w:sz w:val="19"/>
-        <w:szCs w:val="19"/>
+        <w:sz w:val="16"/>
+        <w:szCs w:val="16"/>
         <w:lang w:val="fi-FI"/>
       </w:rPr>
     </w:pPr>
     <w:r>
       <w:rPr>
         <w:rFonts w:ascii="Arial" w:eastAsia="Times New Roman" w:hAnsi="Arial" w:cs="Arial"/>
-        <w:b/>
-        <w:bCs/>
-        <w:sz w:val="20"/>
-        <w:szCs w:val="20"/>
+        <w:sz w:val="18"/>
+        <w:szCs w:val="18"/>
         <w:lang w:val="fi-FI"/>
       </w:rPr>
       <w:t>BALAI PELAKSANA PEMILIHAN JASA KONSTRUKSI WILAYAH KALIMANTAN SELATAN</w:t>
@@ -4667,14 +4643,15 @@
       <w:widowControl w:val="0"/>
       <w:autoSpaceDE w:val="0"/>
       <w:autoSpaceDN w:val="0"/>
-      <w:spacing w:after="0" w:line="240" w:lineRule="auto"/>
-      <w:ind w:left="851" w:right="-2"/>
+      <w:spacing w:after="20" w:line="240" w:lineRule="auto"/>
+      <w:ind w:left="850" w:right="-2"/>
       <w:jc w:val="center"/>
       <w:rPr>
         <w:rFonts w:ascii="Arial" w:eastAsia="Times New Roman" w:hAnsi="Arial" w:cs="Arial"/>
         <w:spacing w:val="-14"/>
-        <w:sz w:val="18"/>
-        <w:szCs w:val="18"/>
+        <w:sz w:val="16"/>
+        <w:szCs w:val="16"/>
+        <w:lang w:val="en-US"/>
       </w:rPr>
     </w:pPr>
     <w:r>
@@ -4683,8 +4660,8 @@
         <w:b/>
         <w:bCs/>
         <w:spacing w:val="-14"/>
-        <w:sz w:val="18"/>
-        <w:szCs w:val="18"/>
+        <w:sz w:val="16"/>
+        <w:szCs w:val="16"/>
         <w:lang w:val="fi-FI"/>
       </w:rPr>
       <w:t xml:space="preserve">KELOMPOK KERJA PEMILIHAN </w:t>
@@ -4695,10 +4672,37 @@
         <w:b/>
         <w:bCs/>
         <w:spacing w:val="-14"/>
-        <w:sz w:val="18"/>
-        <w:szCs w:val="18"/>
+        <w:sz w:val="16"/>
+        <w:szCs w:val="16"/>
+        <w:lang w:val="en-US"/>
       </w:rPr>
-      <w:t>{kode_pokja}</w:t>
+      <w:t>{</w:t>
+    </w:r>
+    <w:proofErr w:type="spellStart"/>
+    <w:r>
+      <w:rPr>
+        <w:rFonts w:ascii="Arial" w:eastAsia="Times New Roman" w:hAnsi="Arial" w:cs="Arial"/>
+        <w:b/>
+        <w:bCs/>
+        <w:spacing w:val="-14"/>
+        <w:sz w:val="16"/>
+        <w:szCs w:val="16"/>
+        <w:lang w:val="en-US"/>
+      </w:rPr>
+      <w:t>kode_pokja</w:t>
+    </w:r>
+    <w:proofErr w:type="spellEnd"/>
+    <w:r>
+      <w:rPr>
+        <w:rFonts w:ascii="Arial" w:eastAsia="Times New Roman" w:hAnsi="Arial" w:cs="Arial"/>
+        <w:b/>
+        <w:bCs/>
+        <w:spacing w:val="-14"/>
+        <w:sz w:val="16"/>
+        <w:szCs w:val="16"/>
+        <w:lang w:val="en-US"/>
+      </w:rPr>
+      <w:t>}</w:t>
     </w:r>
     <w:r>
       <w:rPr>
@@ -4706,8 +4710,8 @@
         <w:b/>
         <w:bCs/>
         <w:spacing w:val="-14"/>
-        <w:sz w:val="18"/>
-        <w:szCs w:val="18"/>
+        <w:sz w:val="16"/>
+        <w:szCs w:val="16"/>
         <w:lang w:val="fi-FI"/>
       </w:rPr>
       <w:t xml:space="preserve"> BP2JK WILAYAH KALIMANTAN SELATAN TAHUN ANGGARAN </w:t>
@@ -4718,10 +4722,37 @@
         <w:b/>
         <w:bCs/>
         <w:spacing w:val="-14"/>
-        <w:sz w:val="18"/>
-        <w:szCs w:val="18"/>
+        <w:sz w:val="16"/>
+        <w:szCs w:val="16"/>
+        <w:lang w:val="en-US"/>
       </w:rPr>
-      <w:t>{tahun_anggaran}</w:t>
+      <w:t>{</w:t>
+    </w:r>
+    <w:proofErr w:type="spellStart"/>
+    <w:r>
+      <w:rPr>
+        <w:rFonts w:ascii="Arial" w:eastAsia="Times New Roman" w:hAnsi="Arial" w:cs="Arial"/>
+        <w:b/>
+        <w:bCs/>
+        <w:spacing w:val="-14"/>
+        <w:sz w:val="16"/>
+        <w:szCs w:val="16"/>
+        <w:lang w:val="en-US"/>
+      </w:rPr>
+      <w:t>tahun_anggaran</w:t>
+    </w:r>
+    <w:proofErr w:type="spellEnd"/>
+    <w:r>
+      <w:rPr>
+        <w:rFonts w:ascii="Arial" w:eastAsia="Times New Roman" w:hAnsi="Arial" w:cs="Arial"/>
+        <w:b/>
+        <w:bCs/>
+        <w:spacing w:val="-14"/>
+        <w:sz w:val="16"/>
+        <w:szCs w:val="16"/>
+        <w:lang w:val="en-US"/>
+      </w:rPr>
+      <w:t>}</w:t>
     </w:r>
   </w:p>
   <w:p>
@@ -4729,51 +4760,14 @@
       <w:widowControl w:val="0"/>
       <w:autoSpaceDE w:val="0"/>
       <w:autoSpaceDN w:val="0"/>
-      <w:spacing w:after="0" w:line="240" w:lineRule="auto"/>
-      <w:ind w:left="851" w:right="-2"/>
+      <w:spacing w:after="120" w:line="240" w:lineRule="auto"/>
+      <w:ind w:left="850" w:right="-2"/>
       <w:jc w:val="center"/>
       <w:rPr>
         <w:rFonts w:ascii="Arial" w:eastAsia="Times New Roman" w:hAnsi="Arial" w:cs="Arial"/>
         <w:spacing w:val="1"/>
         <w:sz w:val="14"/>
         <w:szCs w:val="14"/>
-      </w:rPr>
-    </w:pPr>
-    <w:r>
-      <w:rPr>
-        <w:rFonts w:ascii="Arial" w:eastAsia="Times New Roman" w:hAnsi="Arial" w:cs="Arial"/>
-        <w:sz w:val="14"/>
-        <w:szCs w:val="14"/>
-      </w:rPr>
-      <w:t xml:space="preserve">Alamat: Jl. Yos Sudarso No. 37A Lt.2, Banjarmasin 70119 Telp.0511-6723416 email: </w:t>
-    </w:r>
-    <w:hyperlink r:id="rId2" w:history="1">
-      <w:r>
-        <w:rPr>
-          <w:rStyle w:val="Hyperlink"/>
-          <w:rFonts w:ascii="Times New Roman" w:eastAsia="Times New Roman" w:hAnsi="Times New Roman" w:cs="Times New Roman"/>
-          <w:spacing w:val="-6"/>
-          <w:sz w:val="16"/>
-          <w:szCs w:val="24"/>
-        </w:rPr>
-        <w:t>{email_ketua_pokja}</w:t>
-      </w:r>
-    </w:hyperlink>
-  </w:p>
-  <w:bookmarkEnd w:id="4"/>
-  <w:bookmarkEnd w:id="5"/>
-  <w:p>
-    <w:pPr>
-      <w:widowControl w:val="0"/>
-      <w:autoSpaceDE w:val="0"/>
-      <w:autoSpaceDN w:val="0"/>
-      <w:spacing w:after="0" w:line="240" w:lineRule="auto"/>
-      <w:ind w:left="851"/>
-      <w:rPr>
-        <w:rFonts w:ascii="Arial" w:eastAsia="Times New Roman" w:hAnsi="Arial" w:cs="Arial"/>
-        <w:spacing w:val="-6"/>
-        <w:sz w:val="16"/>
-        <w:szCs w:val="24"/>
       </w:rPr>
     </w:pPr>
     <w:r>
@@ -4787,16 +4781,16 @@
       <mc:AlternateContent>
         <mc:Choice Requires="wps">
           <w:drawing>
-            <wp:anchor distT="0" distB="0" distL="114300" distR="114300" simplePos="0" relativeHeight="251660288" behindDoc="0" locked="0" layoutInCell="1" allowOverlap="1" wp14:anchorId="56B2927C" wp14:editId="1BAA821B">
+            <wp:anchor distT="0" distB="0" distL="114300" distR="114300" simplePos="0" relativeHeight="251659264" behindDoc="0" locked="0" layoutInCell="1" allowOverlap="1" wp14:anchorId="0403CD4C" wp14:editId="20E79DA6">
               <wp:simplePos x="0" y="0"/>
               <wp:positionH relativeFrom="margin">
-                <wp:posOffset>567690</wp:posOffset>
+                <wp:posOffset>983285</wp:posOffset>
               </wp:positionH>
               <wp:positionV relativeFrom="paragraph">
-                <wp:posOffset>9525</wp:posOffset>
+                <wp:posOffset>114300</wp:posOffset>
               </wp:positionV>
-              <wp:extent cx="5380990" cy="0"/>
-              <wp:effectExtent l="0" t="19050" r="29210" b="19050"/>
+              <wp:extent cx="4950000" cy="0"/>
+              <wp:effectExtent l="0" t="0" r="0" b="0"/>
               <wp:wrapNone/>
               <wp:docPr id="984700384" name="Straight Connector 1"/>
               <wp:cNvGraphicFramePr/>
@@ -4805,15 +4799,15 @@
                   <wps:wsp>
                     <wps:cNvCnPr/>
                     <wps:spPr>
-                      <a:xfrm>
+                      <a:xfrm flipV="1">
                         <a:off x="0" y="0"/>
-                        <a:ext cx="5380990" cy="0"/>
+                        <a:ext cx="4950000" cy="0"/>
                       </a:xfrm>
                       <a:prstGeom prst="line">
                         <a:avLst/>
                       </a:prstGeom>
                       <a:noFill/>
-                      <a:ln w="31750" cap="flat" cmpd="sng" algn="ctr">
+                      <a:ln w="19050" cap="flat" cmpd="sng" algn="ctr">
                         <a:solidFill>
                           <a:sysClr val="windowText" lastClr="000000"/>
                         </a:solidFill>
@@ -4837,7 +4831,7 @@
         </mc:Choice>
         <mc:Fallback>
           <w:pict>
-            <v:line w14:anchorId="72614D1D" id="Straight Connector 1" o:spid="_x0000_s1026" style="position:absolute;z-index:251660288;visibility:visible;mso-wrap-style:square;mso-width-percent:0;mso-height-percent:0;mso-wrap-distance-left:9pt;mso-wrap-distance-top:0;mso-wrap-distance-right:9pt;mso-wrap-distance-bottom:0;mso-position-horizontal:absolute;mso-position-horizontal-relative:margin;mso-position-vertical:absolute;mso-position-vertical-relative:text;mso-width-percent:0;mso-height-percent:0;mso-width-relative:margin;mso-height-relative:margin" from="44.7pt,.75pt" to="468.4pt,.75pt" o:gfxdata="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" strokecolor="windowText" strokeweight="2.5pt">
+            <v:line w14:anchorId="706CF3A4" id="Straight Connector 1" o:spid="_x0000_s1026" style="position:absolute;flip:y;z-index:251659264;visibility:visible;mso-wrap-style:square;mso-width-percent:0;mso-height-percent:0;mso-wrap-distance-left:9pt;mso-wrap-distance-top:0;mso-wrap-distance-right:9pt;mso-wrap-distance-bottom:0;mso-position-horizontal:absolute;mso-position-horizontal-relative:margin;mso-position-vertical:absolute;mso-position-vertical-relative:text;mso-width-percent:0;mso-height-percent:0;mso-width-relative:margin;mso-height-relative:margin" from="77.4pt,9pt" to="467.15pt,9pt" o:gfxdata="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" strokecolor="windowText" strokeweight="1.5pt">
               <v:stroke joinstyle="miter"/>
               <w10:wrap anchorx="margin"/>
             </v:line>
@@ -4845,14 +4839,172 @@
         </mc:Fallback>
       </mc:AlternateContent>
     </w:r>
-    <w:bookmarkEnd w:id="6"/>
-    <w:bookmarkEnd w:id="7"/>
+    <w:r>
+      <w:rPr>
+        <w:rFonts w:ascii="Arial" w:eastAsia="Times New Roman" w:hAnsi="Arial" w:cs="Arial"/>
+        <w:sz w:val="14"/>
+        <w:szCs w:val="14"/>
+      </w:rPr>
+      <w:t>Jl. Yos Sudarso No. 37A Lt.2, Banjarmasin 70119</w:t>
+    </w:r>
+    <w:r>
+      <w:rPr>
+        <w:rFonts w:ascii="Arial" w:eastAsia="Times New Roman" w:hAnsi="Arial" w:cs="Arial"/>
+        <w:sz w:val="14"/>
+        <w:szCs w:val="14"/>
+        <w:lang w:val="en-US"/>
+      </w:rPr>
+      <w:t>,</w:t>
+    </w:r>
+    <w:r>
+      <w:rPr>
+        <w:rFonts w:ascii="Arial" w:eastAsia="Times New Roman" w:hAnsi="Arial" w:cs="Arial"/>
+        <w:sz w:val="14"/>
+        <w:szCs w:val="14"/>
+      </w:rPr>
+      <w:t xml:space="preserve"> Tel</w:t>
+    </w:r>
+    <w:proofErr w:type="spellStart"/>
+    <w:r>
+      <w:rPr>
+        <w:rFonts w:ascii="Arial" w:eastAsia="Times New Roman" w:hAnsi="Arial" w:cs="Arial"/>
+        <w:sz w:val="14"/>
+        <w:szCs w:val="14"/>
+        <w:lang w:val="en-US"/>
+      </w:rPr>
+      <w:t>epon</w:t>
+    </w:r>
+    <w:proofErr w:type="spellEnd"/>
+    <w:r>
+      <w:rPr>
+        <w:rFonts w:ascii="Arial" w:eastAsia="Times New Roman" w:hAnsi="Arial" w:cs="Arial"/>
+        <w:sz w:val="14"/>
+        <w:szCs w:val="14"/>
+        <w:lang w:val="en-US"/>
+      </w:rPr>
+      <w:t xml:space="preserve"> </w:t>
+    </w:r>
+    <w:r>
+      <w:rPr>
+        <w:rFonts w:ascii="Arial" w:hAnsi="Arial" w:cs="Arial"/>
+        <w:sz w:val="14"/>
+        <w:szCs w:val="14"/>
+        <w:lang w:val="en-US"/>
+      </w:rPr>
+      <w:t>(</w:t>
+    </w:r>
+    <w:r>
+      <w:rPr>
+        <w:rFonts w:ascii="Arial" w:eastAsia="Times New Roman" w:hAnsi="Arial" w:cs="Arial"/>
+        <w:sz w:val="14"/>
+        <w:szCs w:val="14"/>
+      </w:rPr>
+      <w:t>0511</w:t>
+    </w:r>
+    <w:r>
+      <w:rPr>
+        <w:rFonts w:ascii="Arial" w:hAnsi="Arial" w:cs="Arial"/>
+        <w:sz w:val="14"/>
+        <w:szCs w:val="14"/>
+        <w:lang w:val="en-US"/>
+      </w:rPr>
+      <w:t>) 6</w:t>
+    </w:r>
+    <w:r>
+      <w:rPr>
+        <w:rFonts w:ascii="Arial" w:eastAsia="Times New Roman" w:hAnsi="Arial" w:cs="Arial"/>
+        <w:sz w:val="14"/>
+        <w:szCs w:val="14"/>
+      </w:rPr>
+      <w:t>723416</w:t>
+    </w:r>
+    <w:r>
+      <w:rPr>
+        <w:rFonts w:ascii="Arial" w:eastAsia="Times New Roman" w:hAnsi="Arial" w:cs="Arial"/>
+        <w:sz w:val="14"/>
+        <w:szCs w:val="14"/>
+        <w:lang w:val="en-US"/>
+      </w:rPr>
+      <w:t>,</w:t>
+    </w:r>
+    <w:r>
+      <w:rPr>
+        <w:rFonts w:ascii="Arial" w:eastAsia="Times New Roman" w:hAnsi="Arial" w:cs="Arial"/>
+        <w:sz w:val="14"/>
+        <w:szCs w:val="14"/>
+      </w:rPr>
+      <w:t xml:space="preserve"> </w:t>
+    </w:r>
+    <w:r>
+      <w:rPr>
+        <w:rFonts w:ascii="Arial" w:hAnsi="Arial" w:cs="Arial"/>
+        <w:sz w:val="14"/>
+        <w:szCs w:val="14"/>
+        <w:lang w:val="en-US"/>
+      </w:rPr>
+      <w:t>S</w:t>
+    </w:r>
+    <w:r>
+      <w:rPr>
+        <w:rFonts w:ascii="Arial" w:eastAsia="Times New Roman" w:hAnsi="Arial" w:cs="Arial"/>
+        <w:sz w:val="14"/>
+        <w:szCs w:val="14"/>
+        <w:lang w:val="en-US"/>
+      </w:rPr>
+      <w:t>urel</w:t>
+    </w:r>
+    <w:r>
+      <w:rPr>
+        <w:rFonts w:ascii="Arial" w:eastAsia="Times New Roman" w:hAnsi="Arial" w:cs="Arial"/>
+        <w:sz w:val="14"/>
+        <w:szCs w:val="14"/>
+      </w:rPr>
+      <w:t xml:space="preserve">: </w:t>
+    </w:r>
+    <w:hyperlink r:id="rId2" w:history="1">
+      <w:r>
+        <w:rPr>
+          <w:rStyle w:val="Hyperlink"/>
+          <w:rFonts w:ascii="Times New Roman" w:eastAsia="Times New Roman" w:hAnsi="Times New Roman" w:cs="Times New Roman"/>
+          <w:spacing w:val="-6"/>
+          <w:sz w:val="16"/>
+          <w:szCs w:val="24"/>
+        </w:rPr>
+        <w:t>{email_ketua_pokja}</w:t>
+      </w:r>
+    </w:hyperlink>
+  </w:p>
+  <w:bookmarkEnd w:id="4"/>
+  <w:bookmarkEnd w:id="5"/>
+  <w:bookmarkEnd w:id="6"/>
+  <w:bookmarkEnd w:id="7"/>
+  <w:p>
+    <w:pPr>
+      <w:widowControl w:val="0"/>
+      <w:autoSpaceDE w:val="0"/>
+      <w:autoSpaceDN w:val="0"/>
+      <w:spacing w:after="0" w:line="240" w:lineRule="auto"/>
+      <w:ind w:left="851"/>
+      <w:rPr>
+        <w:rFonts w:ascii="Arial" w:eastAsia="Times New Roman" w:hAnsi="Arial" w:cs="Arial"/>
+        <w:spacing w:val="-6"/>
+        <w:sz w:val="16"/>
+        <w:szCs w:val="24"/>
+      </w:rPr>
+    </w:pPr>
   </w:p>
   <w:p>
     <w:pPr>
-      <w:pStyle w:val="Header"/>
+      <w:widowControl w:val="0"/>
+      <w:autoSpaceDE w:val="0"/>
+      <w:autoSpaceDN w:val="0"/>
+      <w:spacing w:after="0" w:line="240" w:lineRule="auto"/>
+      <w:ind w:left="851"/>
       <w:rPr>
-        <w:lang w:val="id-ID"/>
+        <w:rFonts w:ascii="Arial" w:eastAsia="Times New Roman" w:hAnsi="Arial" w:cs="Arial"/>
+        <w:spacing w:val="-6"/>
+        <w:sz w:val="16"/>
+        <w:szCs w:val="24"/>
       </w:rPr>
     </w:pPr>
   </w:p>
@@ -4860,7 +5012,7 @@
 </file>
 
 <file path=word/numbering.xml><?xml version="1.0" encoding="utf-8"?>
-<w:numbering xmlns:wpc="http://schemas.microsoft.com/office/word/2010/wordprocessingCanvas" xmlns:cx="http://schemas.microsoft.com/office/drawing/2014/chartex" xmlns:cx1="http://schemas.microsoft.com/office/drawing/2015/9/8/chartex" xmlns:cx2="http://schemas.microsoft.com/office/drawing/2015/10/21/chartex" xmlns:cx3="http://schemas.microsoft.com/office/drawing/2016/5/9/chartex" xmlns:cx4="http://schemas.microsoft.com/office/drawing/2016/5/10/chartex" xmlns:cx5="http://schemas.microsoft.com/office/drawing/2016/5/11/chartex" xmlns:cx6="http://schemas.microsoft.com/office/drawing/2016/5/12/chartex" xmlns:cx7="http://schemas.microsoft.com/office/drawing/2016/5/13/chartex" xmlns:cx8="http://schemas.microsoft.com/office/drawing/2016/5/14/chartex" xmlns:mc="http://schemas.openxmlformats.org/markup-compatibility/2006" xmlns:aink="http://schemas.microsoft.com/office/drawing/2016/ink" xmlns:am3d="http://schemas.microsoft.com/office/drawing/2017/model3d" xmlns:o="urn:schemas-microsoft-com:office:office" xmlns:oel="http://schemas.microsoft.com/office/2019/extlst" xmlns:r="http://schemas.openxmlformats.org/officeDocument/2006/relationships" xmlns:m="http://schemas.openxmlformats.org/officeDocument/2006/math" xmlns:v="urn:schemas-microsoft-com:vml" xmlns:wp14="http://schemas.microsoft.com/office/word/2010/wordprocessingDrawing" xmlns:wp="http://schemas.openxmlformats.org/drawingml/2006/wordprocessingDrawing" xmlns:w10="urn:schemas-microsoft-com:office:word" xmlns:w="http://schemas.openxmlformats.org/wordprocessingml/2006/main" xmlns:w14="http://schemas.microsoft.com/office/word/2010/wordml" xmlns:w15="http://schemas.microsoft.com/office/word/2012/wordml" xmlns:w16cex="http://schemas.microsoft.com/office/word/2018/wordml/cex" xmlns:w16cid="http://schemas.microsoft.com/office/word/2016/wordml/cid" xmlns:w16="http://schemas.microsoft.com/office/word/2018/wordml" xmlns:w16du="http://schemas.microsoft.com/office/word/2023/wordml/word16du" xmlns:w16sdtdh="http://schemas.microsoft.com/office/word/2020/wordml/sdtdatahash" xmlns:w16se="http://schemas.microsoft.com/office/word/2015/wordml/symex" xmlns:wpg="http://schemas.microsoft.com/office/word/2010/wordprocessingGroup" xmlns:wpi="http://schemas.microsoft.com/office/word/2010/wordprocessingInk" xmlns:wne="http://schemas.microsoft.com/office/word/2006/wordml" xmlns:wps="http://schemas.microsoft.com/office/word/2010/wordprocessingShape" mc:Ignorable="w14 w15 w16se w16cid w16 w16cex w16sdtdh wp14">
+<w:numbering xmlns:wpc="http://schemas.microsoft.com/office/word/2010/wordprocessingCanvas" xmlns:cx="http://schemas.microsoft.com/office/drawing/2014/chartex" xmlns:cx1="http://schemas.microsoft.com/office/drawing/2015/9/8/chartex" xmlns:cx2="http://schemas.microsoft.com/office/drawing/2015/10/21/chartex" xmlns:cx3="http://schemas.microsoft.com/office/drawing/2016/5/9/chartex" xmlns:cx4="http://schemas.microsoft.com/office/drawing/2016/5/10/chartex" xmlns:cx5="http://schemas.microsoft.com/office/drawing/2016/5/11/chartex" xmlns:cx6="http://schemas.microsoft.com/office/drawing/2016/5/12/chartex" xmlns:cx7="http://schemas.microsoft.com/office/drawing/2016/5/13/chartex" xmlns:cx8="http://schemas.microsoft.com/office/drawing/2016/5/14/chartex" xmlns:mc="http://schemas.openxmlformats.org/markup-compatibility/2006" xmlns:aink="http://schemas.microsoft.com/office/drawing/2016/ink" xmlns:am3d="http://schemas.microsoft.com/office/drawing/2017/model3d" xmlns:o="urn:schemas-microsoft-com:office:office" xmlns:r="http://schemas.openxmlformats.org/officeDocument/2006/relationships" xmlns:m="http://schemas.openxmlformats.org/officeDocument/2006/math" xmlns:v="urn:schemas-microsoft-com:vml" xmlns:wp14="http://schemas.microsoft.com/office/word/2010/wordprocessingDrawing" xmlns:wp="http://schemas.openxmlformats.org/drawingml/2006/wordprocessingDrawing" xmlns:w10="urn:schemas-microsoft-com:office:word" xmlns:w="http://schemas.openxmlformats.org/wordprocessingml/2006/main" xmlns:w14="http://schemas.microsoft.com/office/word/2010/wordml" xmlns:w15="http://schemas.microsoft.com/office/word/2012/wordml" xmlns:w16cex="http://schemas.microsoft.com/office/word/2018/wordml/cex" xmlns:w16cid="http://schemas.microsoft.com/office/word/2016/wordml/cid" xmlns:w16="http://schemas.microsoft.com/office/word/2018/wordml" xmlns:w16sdtdh="http://schemas.microsoft.com/office/word/2020/wordml/sdtdatahash" xmlns:w16se="http://schemas.microsoft.com/office/word/2015/wordml/symex" xmlns:wpg="http://schemas.microsoft.com/office/word/2010/wordprocessingGroup" xmlns:wpi="http://schemas.microsoft.com/office/word/2010/wordprocessingInk" xmlns:wne="http://schemas.microsoft.com/office/word/2006/wordml" xmlns:wps="http://schemas.microsoft.com/office/word/2010/wordprocessingShape" mc:Ignorable="w14 w15 w16se w16cid w16 w16cex w16sdtdh wp14">
   <w:abstractNum w:abstractNumId="0" w15:restartNumberingAfterBreak="0">
     <w:nsid w:val="1A4E69E3"/>
     <w:multiLevelType w:val="hybridMultilevel"/>
@@ -5040,10 +5192,10 @@
       </w:pPr>
     </w:lvl>
   </w:abstractNum>
-  <w:num w:numId="1" w16cid:durableId="1584416650">
+  <w:num w:numId="1">
     <w:abstractNumId w:val="0"/>
   </w:num>
-  <w:num w:numId="2" w16cid:durableId="89938364">
+  <w:num w:numId="2">
     <w:abstractNumId w:val="1"/>
   </w:num>
 </w:numbering>
